--- a/doc/Documentación.docx
+++ b/doc/Documentación.docx
@@ -7,7 +7,7 @@
         <w:pStyle w:val="Heading2"/>
         <w:numPr>
           <w:ilvl w:val="1"/>
-          <w:numId w:val="1"/>
+          <w:numId w:val="2"/>
         </w:numPr>
         <w:bidi w:val="0"/>
         <w:spacing w:before="200" w:after="120"/>
@@ -37,7 +37,7 @@
         <w:pStyle w:val="Heading2"/>
         <w:numPr>
           <w:ilvl w:val="1"/>
-          <w:numId w:val="1"/>
+          <w:numId w:val="2"/>
         </w:numPr>
         <w:bidi w:val="0"/>
         <w:ind w:hanging="0" w:start="0"/>
@@ -54,7 +54,7 @@
         <w:pStyle w:val="Heading3"/>
         <w:numPr>
           <w:ilvl w:val="2"/>
-          <w:numId w:val="1"/>
+          <w:numId w:val="2"/>
         </w:numPr>
         <w:bidi w:val="0"/>
         <w:ind w:hanging="0" w:start="0"/>
@@ -83,7 +83,7 @@
         <w:pStyle w:val="Normal"/>
         <w:numPr>
           <w:ilvl w:val="0"/>
-          <w:numId w:val="2"/>
+          <w:numId w:val="3"/>
         </w:numPr>
         <w:bidi w:val="0"/>
         <w:jc w:val="start"/>
@@ -105,7 +105,7 @@
         <w:pStyle w:val="Normal"/>
         <w:numPr>
           <w:ilvl w:val="0"/>
-          <w:numId w:val="2"/>
+          <w:numId w:val="3"/>
         </w:numPr>
         <w:bidi w:val="0"/>
         <w:jc w:val="start"/>
@@ -127,7 +127,7 @@
         <w:pStyle w:val="Normal"/>
         <w:numPr>
           <w:ilvl w:val="0"/>
-          <w:numId w:val="2"/>
+          <w:numId w:val="3"/>
         </w:numPr>
         <w:bidi w:val="0"/>
         <w:jc w:val="start"/>
@@ -149,7 +149,7 @@
         <w:pStyle w:val="Normal"/>
         <w:numPr>
           <w:ilvl w:val="0"/>
-          <w:numId w:val="2"/>
+          <w:numId w:val="3"/>
         </w:numPr>
         <w:bidi w:val="0"/>
         <w:jc w:val="start"/>
@@ -171,7 +171,7 @@
         <w:pStyle w:val="Normal"/>
         <w:numPr>
           <w:ilvl w:val="0"/>
-          <w:numId w:val="2"/>
+          <w:numId w:val="3"/>
         </w:numPr>
         <w:bidi w:val="0"/>
         <w:jc w:val="start"/>
@@ -193,7 +193,7 @@
         <w:pStyle w:val="Heading3"/>
         <w:numPr>
           <w:ilvl w:val="2"/>
-          <w:numId w:val="1"/>
+          <w:numId w:val="2"/>
         </w:numPr>
         <w:bidi w:val="0"/>
         <w:ind w:hanging="0" w:start="0"/>
@@ -219,15 +219,15 @@
         </w:tblCellMar>
       </w:tblPr>
       <w:tblGrid>
-        <w:gridCol w:w="1073"/>
+        <w:gridCol w:w="1072"/>
         <w:gridCol w:w="7317"/>
-        <w:gridCol w:w="1248"/>
+        <w:gridCol w:w="1249"/>
       </w:tblGrid>
       <w:tr>
         <w:trPr/>
         <w:tc>
           <w:tcPr>
-            <w:tcW w:w="1073" w:type="dxa"/>
+            <w:tcW w:w="1072" w:type="dxa"/>
             <w:tcBorders>
               <w:top w:val="single" w:sz="4" w:space="0" w:color="000000"/>
               <w:start w:val="single" w:sz="4" w:space="0" w:color="000000"/>
@@ -239,22 +239,7 @@
               <w:pStyle w:val="Contenidodelatabla"/>
               <w:bidi w:val="0"/>
               <w:jc w:val="start"/>
-              <w:rPr>
-                <w:rFonts w:ascii="Liberation Serif" w:hAnsi="Liberation Serif"/>
-                <w:b w:val="false"/>
-                <w:bCs w:val="false"/>
-                <w:i w:val="false"/>
-                <w:i w:val="false"/>
-                <w:iCs w:val="false"/>
-                <w:strike w:val="false"/>
-                <w:dstrike w:val="false"/>
-                <w:outline w:val="false"/>
-                <w:shadow w:val="false"/>
-                <w:color w:val="000000"/>
-                <w:sz w:val="24"/>
-                <w:szCs w:val="24"/>
-                <w:u w:val="none"/>
-              </w:rPr>
+              <w:rPr/>
             </w:pPr>
             <w:r>
               <w:rPr>
@@ -289,22 +274,7 @@
               <w:pStyle w:val="Contenidodelatabla"/>
               <w:bidi w:val="0"/>
               <w:jc w:val="start"/>
-              <w:rPr>
-                <w:rFonts w:ascii="Liberation Serif" w:hAnsi="Liberation Serif"/>
-                <w:b w:val="false"/>
-                <w:bCs w:val="false"/>
-                <w:i w:val="false"/>
-                <w:i w:val="false"/>
-                <w:iCs w:val="false"/>
-                <w:strike w:val="false"/>
-                <w:dstrike w:val="false"/>
-                <w:outline w:val="false"/>
-                <w:shadow w:val="false"/>
-                <w:color w:val="000000"/>
-                <w:sz w:val="24"/>
-                <w:szCs w:val="24"/>
-                <w:u w:val="none"/>
-              </w:rPr>
+              <w:rPr/>
             </w:pPr>
             <w:r>
               <w:rPr>
@@ -327,7 +297,7 @@
         </w:tc>
         <w:tc>
           <w:tcPr>
-            <w:tcW w:w="1248" w:type="dxa"/>
+            <w:tcW w:w="1249" w:type="dxa"/>
             <w:tcBorders>
               <w:top w:val="single" w:sz="4" w:space="0" w:color="000000"/>
               <w:start w:val="single" w:sz="4" w:space="0" w:color="000000"/>
@@ -340,22 +310,7 @@
               <w:pStyle w:val="Contenidodelatabla"/>
               <w:bidi w:val="0"/>
               <w:jc w:val="start"/>
-              <w:rPr>
-                <w:rFonts w:ascii="Liberation Serif" w:hAnsi="Liberation Serif"/>
-                <w:b w:val="false"/>
-                <w:bCs w:val="false"/>
-                <w:i w:val="false"/>
-                <w:i w:val="false"/>
-                <w:iCs w:val="false"/>
-                <w:strike w:val="false"/>
-                <w:dstrike w:val="false"/>
-                <w:outline w:val="false"/>
-                <w:shadow w:val="false"/>
-                <w:color w:val="000000"/>
-                <w:sz w:val="24"/>
-                <w:szCs w:val="24"/>
-                <w:u w:val="none"/>
-              </w:rPr>
+              <w:rPr/>
             </w:pPr>
             <w:r>
               <w:rPr>
@@ -381,7 +336,7 @@
         <w:trPr/>
         <w:tc>
           <w:tcPr>
-            <w:tcW w:w="1073" w:type="dxa"/>
+            <w:tcW w:w="1072" w:type="dxa"/>
             <w:tcBorders>
               <w:start w:val="single" w:sz="4" w:space="0" w:color="000000"/>
               <w:bottom w:val="single" w:sz="4" w:space="0" w:color="000000"/>
@@ -392,22 +347,7 @@
               <w:pStyle w:val="Contenidodelatabla"/>
               <w:bidi w:val="0"/>
               <w:jc w:val="start"/>
-              <w:rPr>
-                <w:rFonts w:ascii="Liberation Serif" w:hAnsi="Liberation Serif"/>
-                <w:b w:val="false"/>
-                <w:bCs w:val="false"/>
-                <w:i w:val="false"/>
-                <w:i w:val="false"/>
-                <w:iCs w:val="false"/>
-                <w:strike w:val="false"/>
-                <w:dstrike w:val="false"/>
-                <w:outline w:val="false"/>
-                <w:shadow w:val="false"/>
-                <w:color w:val="000000"/>
-                <w:sz w:val="24"/>
-                <w:szCs w:val="24"/>
-                <w:u w:val="none"/>
-              </w:rPr>
+              <w:rPr/>
             </w:pPr>
             <w:r>
               <w:rPr>
@@ -451,7 +391,7 @@
         </w:tc>
         <w:tc>
           <w:tcPr>
-            <w:tcW w:w="1248" w:type="dxa"/>
+            <w:tcW w:w="1249" w:type="dxa"/>
             <w:tcBorders>
               <w:start w:val="single" w:sz="4" w:space="0" w:color="000000"/>
               <w:bottom w:val="single" w:sz="4" w:space="0" w:color="000000"/>
@@ -463,22 +403,7 @@
               <w:pStyle w:val="Contenidodelatabla"/>
               <w:bidi w:val="0"/>
               <w:jc w:val="start"/>
-              <w:rPr>
-                <w:rFonts w:ascii="Liberation Serif" w:hAnsi="Liberation Serif"/>
-                <w:b w:val="false"/>
-                <w:bCs w:val="false"/>
-                <w:i w:val="false"/>
-                <w:i w:val="false"/>
-                <w:iCs w:val="false"/>
-                <w:strike w:val="false"/>
-                <w:dstrike w:val="false"/>
-                <w:outline w:val="false"/>
-                <w:shadow w:val="false"/>
-                <w:color w:val="000000"/>
-                <w:sz w:val="24"/>
-                <w:szCs w:val="24"/>
-                <w:u w:val="none"/>
-              </w:rPr>
+              <w:rPr/>
             </w:pPr>
             <w:r>
               <w:rPr>
@@ -504,7 +429,7 @@
         <w:trPr/>
         <w:tc>
           <w:tcPr>
-            <w:tcW w:w="1073" w:type="dxa"/>
+            <w:tcW w:w="1072" w:type="dxa"/>
             <w:tcBorders>
               <w:start w:val="single" w:sz="4" w:space="0" w:color="000000"/>
               <w:bottom w:val="single" w:sz="4" w:space="0" w:color="000000"/>
@@ -515,22 +440,7 @@
               <w:pStyle w:val="Contenidodelatabla"/>
               <w:bidi w:val="0"/>
               <w:jc w:val="start"/>
-              <w:rPr>
-                <w:rFonts w:ascii="Liberation Serif" w:hAnsi="Liberation Serif"/>
-                <w:b w:val="false"/>
-                <w:bCs w:val="false"/>
-                <w:i w:val="false"/>
-                <w:i w:val="false"/>
-                <w:iCs w:val="false"/>
-                <w:strike w:val="false"/>
-                <w:dstrike w:val="false"/>
-                <w:outline w:val="false"/>
-                <w:shadow w:val="false"/>
-                <w:color w:val="000000"/>
-                <w:sz w:val="24"/>
-                <w:szCs w:val="24"/>
-                <w:u w:val="none"/>
-              </w:rPr>
+              <w:rPr/>
             </w:pPr>
             <w:r>
               <w:rPr>
@@ -564,22 +474,7 @@
               <w:pStyle w:val="Contenidodelatabla"/>
               <w:bidi w:val="0"/>
               <w:jc w:val="start"/>
-              <w:rPr>
-                <w:rFonts w:ascii="Liberation Serif" w:hAnsi="Liberation Serif"/>
-                <w:b w:val="false"/>
-                <w:bCs w:val="false"/>
-                <w:i w:val="false"/>
-                <w:i w:val="false"/>
-                <w:iCs w:val="false"/>
-                <w:strike w:val="false"/>
-                <w:dstrike w:val="false"/>
-                <w:outline w:val="false"/>
-                <w:shadow w:val="false"/>
-                <w:color w:val="000000"/>
-                <w:sz w:val="24"/>
-                <w:szCs w:val="24"/>
-                <w:u w:val="none"/>
-              </w:rPr>
+              <w:rPr/>
             </w:pPr>
             <w:r>
               <w:rPr>
@@ -602,7 +497,7 @@
         </w:tc>
         <w:tc>
           <w:tcPr>
-            <w:tcW w:w="1248" w:type="dxa"/>
+            <w:tcW w:w="1249" w:type="dxa"/>
             <w:tcBorders>
               <w:start w:val="single" w:sz="4" w:space="0" w:color="000000"/>
               <w:bottom w:val="single" w:sz="4" w:space="0" w:color="000000"/>
@@ -614,22 +509,7 @@
               <w:pStyle w:val="Contenidodelatabla"/>
               <w:bidi w:val="0"/>
               <w:jc w:val="start"/>
-              <w:rPr>
-                <w:rFonts w:ascii="Liberation Serif" w:hAnsi="Liberation Serif"/>
-                <w:b w:val="false"/>
-                <w:bCs w:val="false"/>
-                <w:i w:val="false"/>
-                <w:i w:val="false"/>
-                <w:iCs w:val="false"/>
-                <w:strike w:val="false"/>
-                <w:dstrike w:val="false"/>
-                <w:outline w:val="false"/>
-                <w:shadow w:val="false"/>
-                <w:color w:val="000000"/>
-                <w:sz w:val="24"/>
-                <w:szCs w:val="24"/>
-                <w:u w:val="none"/>
-              </w:rPr>
+              <w:rPr/>
             </w:pPr>
             <w:r>
               <w:rPr>
@@ -655,7 +535,7 @@
         <w:trPr/>
         <w:tc>
           <w:tcPr>
-            <w:tcW w:w="1073" w:type="dxa"/>
+            <w:tcW w:w="1072" w:type="dxa"/>
             <w:tcBorders>
               <w:start w:val="single" w:sz="4" w:space="0" w:color="000000"/>
               <w:bottom w:val="single" w:sz="4" w:space="0" w:color="000000"/>
@@ -666,22 +546,7 @@
               <w:pStyle w:val="Contenidodelatabla"/>
               <w:bidi w:val="0"/>
               <w:jc w:val="start"/>
-              <w:rPr>
-                <w:rFonts w:ascii="Liberation Serif" w:hAnsi="Liberation Serif"/>
-                <w:b w:val="false"/>
-                <w:bCs w:val="false"/>
-                <w:i w:val="false"/>
-                <w:i w:val="false"/>
-                <w:iCs w:val="false"/>
-                <w:strike w:val="false"/>
-                <w:dstrike w:val="false"/>
-                <w:outline w:val="false"/>
-                <w:shadow w:val="false"/>
-                <w:color w:val="000000"/>
-                <w:sz w:val="24"/>
-                <w:szCs w:val="24"/>
-                <w:u w:val="none"/>
-              </w:rPr>
+              <w:rPr/>
             </w:pPr>
             <w:r>
               <w:rPr>
@@ -715,22 +580,7 @@
               <w:pStyle w:val="Contenidodelatabla"/>
               <w:bidi w:val="0"/>
               <w:jc w:val="start"/>
-              <w:rPr>
-                <w:rFonts w:ascii="Liberation Serif" w:hAnsi="Liberation Serif"/>
-                <w:b w:val="false"/>
-                <w:bCs w:val="false"/>
-                <w:i w:val="false"/>
-                <w:i w:val="false"/>
-                <w:iCs w:val="false"/>
-                <w:strike w:val="false"/>
-                <w:dstrike w:val="false"/>
-                <w:outline w:val="false"/>
-                <w:shadow w:val="false"/>
-                <w:color w:val="000000"/>
-                <w:sz w:val="24"/>
-                <w:szCs w:val="24"/>
-                <w:u w:val="none"/>
-              </w:rPr>
+              <w:rPr/>
             </w:pPr>
             <w:r>
               <w:rPr>
@@ -753,7 +603,7 @@
         </w:tc>
         <w:tc>
           <w:tcPr>
-            <w:tcW w:w="1248" w:type="dxa"/>
+            <w:tcW w:w="1249" w:type="dxa"/>
             <w:tcBorders>
               <w:start w:val="single" w:sz="4" w:space="0" w:color="000000"/>
               <w:bottom w:val="single" w:sz="4" w:space="0" w:color="000000"/>
@@ -765,22 +615,7 @@
               <w:pStyle w:val="Contenidodelatabla"/>
               <w:bidi w:val="0"/>
               <w:jc w:val="start"/>
-              <w:rPr>
-                <w:rFonts w:ascii="Liberation Serif" w:hAnsi="Liberation Serif"/>
-                <w:b w:val="false"/>
-                <w:bCs w:val="false"/>
-                <w:i w:val="false"/>
-                <w:i w:val="false"/>
-                <w:iCs w:val="false"/>
-                <w:strike w:val="false"/>
-                <w:dstrike w:val="false"/>
-                <w:outline w:val="false"/>
-                <w:shadow w:val="false"/>
-                <w:color w:val="000000"/>
-                <w:sz w:val="24"/>
-                <w:szCs w:val="24"/>
-                <w:u w:val="none"/>
-              </w:rPr>
+              <w:rPr/>
             </w:pPr>
             <w:r>
               <w:rPr>
@@ -806,7 +641,7 @@
         <w:trPr/>
         <w:tc>
           <w:tcPr>
-            <w:tcW w:w="1073" w:type="dxa"/>
+            <w:tcW w:w="1072" w:type="dxa"/>
             <w:tcBorders>
               <w:start w:val="single" w:sz="4" w:space="0" w:color="000000"/>
               <w:bottom w:val="single" w:sz="4" w:space="0" w:color="000000"/>
@@ -817,22 +652,7 @@
               <w:pStyle w:val="Contenidodelatabla"/>
               <w:bidi w:val="0"/>
               <w:jc w:val="start"/>
-              <w:rPr>
-                <w:rFonts w:ascii="Liberation Serif" w:hAnsi="Liberation Serif"/>
-                <w:b w:val="false"/>
-                <w:bCs w:val="false"/>
-                <w:i w:val="false"/>
-                <w:i w:val="false"/>
-                <w:iCs w:val="false"/>
-                <w:strike w:val="false"/>
-                <w:dstrike w:val="false"/>
-                <w:outline w:val="false"/>
-                <w:shadow w:val="false"/>
-                <w:color w:val="000000"/>
-                <w:sz w:val="24"/>
-                <w:szCs w:val="24"/>
-                <w:u w:val="none"/>
-              </w:rPr>
+              <w:rPr/>
             </w:pPr>
             <w:r>
               <w:rPr>
@@ -876,7 +696,7 @@
         </w:tc>
         <w:tc>
           <w:tcPr>
-            <w:tcW w:w="1248" w:type="dxa"/>
+            <w:tcW w:w="1249" w:type="dxa"/>
             <w:tcBorders>
               <w:start w:val="single" w:sz="4" w:space="0" w:color="000000"/>
               <w:bottom w:val="single" w:sz="4" w:space="0" w:color="000000"/>
@@ -888,22 +708,7 @@
               <w:pStyle w:val="Contenidodelatabla"/>
               <w:bidi w:val="0"/>
               <w:jc w:val="start"/>
-              <w:rPr>
-                <w:rFonts w:ascii="Liberation Serif" w:hAnsi="Liberation Serif"/>
-                <w:b w:val="false"/>
-                <w:bCs w:val="false"/>
-                <w:i w:val="false"/>
-                <w:i w:val="false"/>
-                <w:iCs w:val="false"/>
-                <w:strike w:val="false"/>
-                <w:dstrike w:val="false"/>
-                <w:outline w:val="false"/>
-                <w:shadow w:val="false"/>
-                <w:color w:val="000000"/>
-                <w:sz w:val="24"/>
-                <w:szCs w:val="24"/>
-                <w:u w:val="none"/>
-              </w:rPr>
+              <w:rPr/>
             </w:pPr>
             <w:r>
               <w:rPr>
@@ -929,7 +734,7 @@
         <w:trPr/>
         <w:tc>
           <w:tcPr>
-            <w:tcW w:w="1073" w:type="dxa"/>
+            <w:tcW w:w="1072" w:type="dxa"/>
             <w:tcBorders>
               <w:start w:val="single" w:sz="4" w:space="0" w:color="000000"/>
               <w:bottom w:val="single" w:sz="4" w:space="0" w:color="000000"/>
@@ -940,22 +745,7 @@
               <w:pStyle w:val="Contenidodelatabla"/>
               <w:bidi w:val="0"/>
               <w:jc w:val="start"/>
-              <w:rPr>
-                <w:rFonts w:ascii="Liberation Serif" w:hAnsi="Liberation Serif"/>
-                <w:b w:val="false"/>
-                <w:bCs w:val="false"/>
-                <w:i w:val="false"/>
-                <w:i w:val="false"/>
-                <w:iCs w:val="false"/>
-                <w:strike w:val="false"/>
-                <w:dstrike w:val="false"/>
-                <w:outline w:val="false"/>
-                <w:shadow w:val="false"/>
-                <w:color w:val="000000"/>
-                <w:sz w:val="24"/>
-                <w:szCs w:val="24"/>
-                <w:u w:val="none"/>
-              </w:rPr>
+              <w:rPr/>
             </w:pPr>
             <w:r>
               <w:rPr>
@@ -989,22 +779,7 @@
               <w:pStyle w:val="Contenidodelatabla"/>
               <w:bidi w:val="0"/>
               <w:jc w:val="start"/>
-              <w:rPr>
-                <w:rFonts w:ascii="Liberation Serif" w:hAnsi="Liberation Serif"/>
-                <w:b w:val="false"/>
-                <w:bCs w:val="false"/>
-                <w:i w:val="false"/>
-                <w:i w:val="false"/>
-                <w:iCs w:val="false"/>
-                <w:strike w:val="false"/>
-                <w:dstrike w:val="false"/>
-                <w:outline w:val="false"/>
-                <w:shadow w:val="false"/>
-                <w:color w:val="000000"/>
-                <w:sz w:val="24"/>
-                <w:szCs w:val="24"/>
-                <w:u w:val="none"/>
-              </w:rPr>
+              <w:rPr/>
             </w:pPr>
             <w:r>
               <w:rPr>
@@ -1027,7 +802,7 @@
         </w:tc>
         <w:tc>
           <w:tcPr>
-            <w:tcW w:w="1248" w:type="dxa"/>
+            <w:tcW w:w="1249" w:type="dxa"/>
             <w:tcBorders>
               <w:start w:val="single" w:sz="4" w:space="0" w:color="000000"/>
               <w:bottom w:val="single" w:sz="4" w:space="0" w:color="000000"/>
@@ -1039,22 +814,7 @@
               <w:pStyle w:val="Contenidodelatabla"/>
               <w:bidi w:val="0"/>
               <w:jc w:val="start"/>
-              <w:rPr>
-                <w:rFonts w:ascii="Liberation Serif" w:hAnsi="Liberation Serif"/>
-                <w:b w:val="false"/>
-                <w:bCs w:val="false"/>
-                <w:i w:val="false"/>
-                <w:i w:val="false"/>
-                <w:iCs w:val="false"/>
-                <w:strike w:val="false"/>
-                <w:dstrike w:val="false"/>
-                <w:outline w:val="false"/>
-                <w:shadow w:val="false"/>
-                <w:color w:val="000000"/>
-                <w:sz w:val="24"/>
-                <w:szCs w:val="24"/>
-                <w:u w:val="none"/>
-              </w:rPr>
+              <w:rPr/>
             </w:pPr>
             <w:r>
               <w:rPr>
@@ -1080,7 +840,7 @@
         <w:trPr/>
         <w:tc>
           <w:tcPr>
-            <w:tcW w:w="1073" w:type="dxa"/>
+            <w:tcW w:w="1072" w:type="dxa"/>
             <w:tcBorders>
               <w:start w:val="single" w:sz="4" w:space="0" w:color="000000"/>
               <w:bottom w:val="single" w:sz="4" w:space="0" w:color="000000"/>
@@ -1091,22 +851,7 @@
               <w:pStyle w:val="Contenidodelatabla"/>
               <w:bidi w:val="0"/>
               <w:jc w:val="start"/>
-              <w:rPr>
-                <w:rFonts w:ascii="Liberation Serif" w:hAnsi="Liberation Serif"/>
-                <w:b w:val="false"/>
-                <w:bCs w:val="false"/>
-                <w:i w:val="false"/>
-                <w:i w:val="false"/>
-                <w:iCs w:val="false"/>
-                <w:strike w:val="false"/>
-                <w:dstrike w:val="false"/>
-                <w:outline w:val="false"/>
-                <w:shadow w:val="false"/>
-                <w:color w:val="000000"/>
-                <w:sz w:val="24"/>
-                <w:szCs w:val="24"/>
-                <w:u w:val="none"/>
-              </w:rPr>
+              <w:rPr/>
             </w:pPr>
             <w:r>
               <w:rPr>
@@ -1140,22 +885,7 @@
               <w:pStyle w:val="Contenidodelatabla"/>
               <w:bidi w:val="0"/>
               <w:jc w:val="start"/>
-              <w:rPr>
-                <w:rFonts w:ascii="Liberation Serif" w:hAnsi="Liberation Serif"/>
-                <w:b w:val="false"/>
-                <w:bCs w:val="false"/>
-                <w:i w:val="false"/>
-                <w:i w:val="false"/>
-                <w:iCs w:val="false"/>
-                <w:strike w:val="false"/>
-                <w:dstrike w:val="false"/>
-                <w:outline w:val="false"/>
-                <w:shadow w:val="false"/>
-                <w:color w:val="000000"/>
-                <w:sz w:val="24"/>
-                <w:szCs w:val="24"/>
-                <w:u w:val="none"/>
-              </w:rPr>
+              <w:rPr/>
             </w:pPr>
             <w:r>
               <w:rPr>
@@ -1178,7 +908,7 @@
         </w:tc>
         <w:tc>
           <w:tcPr>
-            <w:tcW w:w="1248" w:type="dxa"/>
+            <w:tcW w:w="1249" w:type="dxa"/>
             <w:tcBorders>
               <w:start w:val="single" w:sz="4" w:space="0" w:color="000000"/>
               <w:bottom w:val="single" w:sz="4" w:space="0" w:color="000000"/>
@@ -1190,22 +920,7 @@
               <w:pStyle w:val="Contenidodelatabla"/>
               <w:bidi w:val="0"/>
               <w:jc w:val="start"/>
-              <w:rPr>
-                <w:rFonts w:ascii="Liberation Serif" w:hAnsi="Liberation Serif"/>
-                <w:b w:val="false"/>
-                <w:bCs w:val="false"/>
-                <w:i w:val="false"/>
-                <w:i w:val="false"/>
-                <w:iCs w:val="false"/>
-                <w:strike w:val="false"/>
-                <w:dstrike w:val="false"/>
-                <w:outline w:val="false"/>
-                <w:shadow w:val="false"/>
-                <w:color w:val="000000"/>
-                <w:sz w:val="24"/>
-                <w:szCs w:val="24"/>
-                <w:u w:val="none"/>
-              </w:rPr>
+              <w:rPr/>
             </w:pPr>
             <w:r>
               <w:rPr>
@@ -1231,7 +946,7 @@
         <w:trPr/>
         <w:tc>
           <w:tcPr>
-            <w:tcW w:w="1073" w:type="dxa"/>
+            <w:tcW w:w="1072" w:type="dxa"/>
             <w:tcBorders>
               <w:start w:val="single" w:sz="4" w:space="0" w:color="000000"/>
               <w:bottom w:val="single" w:sz="4" w:space="0" w:color="000000"/>
@@ -1242,22 +957,7 @@
               <w:pStyle w:val="Contenidodelatabla"/>
               <w:bidi w:val="0"/>
               <w:jc w:val="start"/>
-              <w:rPr>
-                <w:rFonts w:ascii="Liberation Serif" w:hAnsi="Liberation Serif"/>
-                <w:b w:val="false"/>
-                <w:bCs w:val="false"/>
-                <w:i w:val="false"/>
-                <w:i w:val="false"/>
-                <w:iCs w:val="false"/>
-                <w:strike w:val="false"/>
-                <w:dstrike w:val="false"/>
-                <w:outline w:val="false"/>
-                <w:shadow w:val="false"/>
-                <w:color w:val="000000"/>
-                <w:sz w:val="24"/>
-                <w:szCs w:val="24"/>
-                <w:u w:val="none"/>
-              </w:rPr>
+              <w:rPr/>
             </w:pPr>
             <w:r>
               <w:rPr>
@@ -1291,9 +991,7 @@
               <w:pStyle w:val="Normal"/>
               <w:bidi w:val="0"/>
               <w:jc w:val="start"/>
-              <w:rPr>
-                <w:u w:val="none"/>
-              </w:rPr>
+              <w:rPr/>
             </w:pPr>
             <w:r>
               <w:rPr/>
@@ -1303,7 +1001,7 @@
         </w:tc>
         <w:tc>
           <w:tcPr>
-            <w:tcW w:w="1248" w:type="dxa"/>
+            <w:tcW w:w="1249" w:type="dxa"/>
             <w:tcBorders>
               <w:start w:val="single" w:sz="4" w:space="0" w:color="000000"/>
               <w:bottom w:val="single" w:sz="4" w:space="0" w:color="000000"/>
@@ -1315,22 +1013,7 @@
               <w:pStyle w:val="Contenidodelatabla"/>
               <w:bidi w:val="0"/>
               <w:jc w:val="start"/>
-              <w:rPr>
-                <w:rFonts w:ascii="Liberation Serif" w:hAnsi="Liberation Serif"/>
-                <w:b w:val="false"/>
-                <w:bCs w:val="false"/>
-                <w:i w:val="false"/>
-                <w:i w:val="false"/>
-                <w:iCs w:val="false"/>
-                <w:strike w:val="false"/>
-                <w:dstrike w:val="false"/>
-                <w:outline w:val="false"/>
-                <w:shadow w:val="false"/>
-                <w:color w:val="000000"/>
-                <w:sz w:val="24"/>
-                <w:szCs w:val="24"/>
-                <w:u w:val="none"/>
-              </w:rPr>
+              <w:rPr/>
             </w:pPr>
             <w:r>
               <w:rPr>
@@ -1359,20 +1042,2190 @@
         <w:bidi w:val="0"/>
         <w:jc w:val="start"/>
         <w:rPr>
-          <w:i/>
-          <w:i/>
-          <w:iCs/>
+          <w:i w:val="false"/>
+          <w:i w:val="false"/>
+          <w:iCs w:val="false"/>
           <w:color w:val="C9211E"/>
           <w:u w:val="none"/>
         </w:rPr>
       </w:pPr>
       <w:r>
         <w:rPr>
-          <w:i/>
-          <w:iCs/>
+          <w:i w:val="false"/>
+          <w:iCs w:val="false"/>
           <w:color w:val="C9211E"/>
           <w:u w:val="none"/>
         </w:rPr>
+      </w:r>
+    </w:p>
+    <w:p>
+      <w:pPr>
+        <w:pStyle w:val="Normal"/>
+        <w:bidi w:val="0"/>
+        <w:jc w:val="start"/>
+        <w:rPr>
+          <w:i w:val="false"/>
+          <w:i w:val="false"/>
+          <w:iCs w:val="false"/>
+          <w:color w:val="C9211E"/>
+          <w:u w:val="none"/>
+        </w:rPr>
+      </w:pPr>
+      <w:r>
+        <w:rPr>
+          <w:i w:val="false"/>
+          <w:iCs w:val="false"/>
+          <w:color w:val="C9211E"/>
+          <w:u w:val="none"/>
+        </w:rPr>
+      </w:r>
+    </w:p>
+    <w:p>
+      <w:pPr>
+        <w:pStyle w:val="Normal"/>
+        <w:bidi w:val="0"/>
+        <w:jc w:val="start"/>
+        <w:rPr>
+          <w:i w:val="false"/>
+          <w:i w:val="false"/>
+          <w:iCs w:val="false"/>
+          <w:color w:val="C9211E"/>
+          <w:u w:val="none"/>
+        </w:rPr>
+      </w:pPr>
+      <w:r>
+        <w:rPr>
+          <w:i w:val="false"/>
+          <w:iCs w:val="false"/>
+          <w:color w:val="C9211E"/>
+          <w:u w:val="none"/>
+        </w:rPr>
+      </w:r>
+    </w:p>
+    <w:p>
+      <w:pPr>
+        <w:pStyle w:val="Normal"/>
+        <w:bidi w:val="0"/>
+        <w:jc w:val="start"/>
+        <w:rPr>
+          <w:i w:val="false"/>
+          <w:i w:val="false"/>
+          <w:iCs w:val="false"/>
+          <w:color w:val="C9211E"/>
+          <w:u w:val="none"/>
+        </w:rPr>
+      </w:pPr>
+      <w:r>
+        <w:rPr>
+          <w:i w:val="false"/>
+          <w:iCs w:val="false"/>
+          <w:color w:val="C9211E"/>
+          <w:u w:val="none"/>
+        </w:rPr>
+      </w:r>
+    </w:p>
+    <w:p>
+      <w:pPr>
+        <w:pStyle w:val="Normal"/>
+        <w:bidi w:val="0"/>
+        <w:jc w:val="start"/>
+        <w:rPr>
+          <w:i w:val="false"/>
+          <w:i w:val="false"/>
+          <w:iCs w:val="false"/>
+          <w:color w:val="C9211E"/>
+          <w:u w:val="none"/>
+        </w:rPr>
+      </w:pPr>
+      <w:r>
+        <w:rPr>
+          <w:i w:val="false"/>
+          <w:iCs w:val="false"/>
+          <w:color w:val="C9211E"/>
+          <w:u w:val="none"/>
+        </w:rPr>
+      </w:r>
+    </w:p>
+    <w:p>
+      <w:pPr>
+        <w:pStyle w:val="Normal"/>
+        <w:bidi w:val="0"/>
+        <w:jc w:val="start"/>
+        <w:rPr>
+          <w:i w:val="false"/>
+          <w:i w:val="false"/>
+          <w:iCs w:val="false"/>
+          <w:color w:val="C9211E"/>
+          <w:u w:val="none"/>
+        </w:rPr>
+      </w:pPr>
+      <w:r>
+        <w:rPr>
+          <w:i w:val="false"/>
+          <w:iCs w:val="false"/>
+          <w:color w:val="C9211E"/>
+          <w:u w:val="none"/>
+        </w:rPr>
+      </w:r>
+    </w:p>
+    <w:p>
+      <w:pPr>
+        <w:pStyle w:val="Normal"/>
+        <w:bidi w:val="0"/>
+        <w:jc w:val="start"/>
+        <w:rPr>
+          <w:i w:val="false"/>
+          <w:i w:val="false"/>
+          <w:iCs w:val="false"/>
+          <w:color w:val="C9211E"/>
+          <w:u w:val="none"/>
+        </w:rPr>
+      </w:pPr>
+      <w:r>
+        <w:rPr>
+          <w:i w:val="false"/>
+          <w:iCs w:val="false"/>
+          <w:color w:val="C9211E"/>
+          <w:u w:val="none"/>
+        </w:rPr>
+      </w:r>
+    </w:p>
+    <w:p>
+      <w:pPr>
+        <w:pStyle w:val="Heading2"/>
+        <w:numPr>
+          <w:ilvl w:val="1"/>
+          <w:numId w:val="2"/>
+        </w:numPr>
+        <w:ind w:hanging="0" w:start="0"/>
+        <w:rPr>
+          <w:rFonts w:ascii="Liberation Sans" w:hAnsi="Liberation Sans"/>
+        </w:rPr>
+      </w:pPr>
+      <w:r>
+        <w:rPr>
+          <w:rFonts w:ascii="Liberation Sans" w:hAnsi="Liberation Sans"/>
+        </w:rPr>
+        <w:t>Diseño</w:t>
+      </w:r>
+    </w:p>
+    <w:p>
+      <w:pPr>
+        <w:pStyle w:val="Heading3"/>
+        <w:numPr>
+          <w:ilvl w:val="2"/>
+          <w:numId w:val="2"/>
+        </w:numPr>
+        <w:ind w:hanging="0" w:start="0"/>
+        <w:rPr>
+          <w:rFonts w:ascii="Liberation Sans" w:hAnsi="Liberation Sans"/>
+        </w:rPr>
+      </w:pPr>
+      <w:r>
+        <w:rPr>
+          <w:rFonts w:ascii="Liberation Sans" w:hAnsi="Liberation Sans"/>
+        </w:rPr>
+        <w:t>API HTTP</w:t>
+      </w:r>
+    </w:p>
+    <w:p>
+      <w:pPr>
+        <w:pStyle w:val="Heading3"/>
+        <w:numPr>
+          <w:ilvl w:val="2"/>
+          <w:numId w:val="2"/>
+        </w:numPr>
+        <w:ind w:hanging="0" w:start="0"/>
+        <w:rPr>
+          <w:rFonts w:ascii="Liberation Sans" w:hAnsi="Liberation Sans"/>
+        </w:rPr>
+      </w:pPr>
+      <w:r>
+        <w:rPr>
+          <w:rFonts w:ascii="Liberation Sans" w:hAnsi="Liberation Sans"/>
+        </w:rPr>
+        <w:t>Recursos</w:t>
+      </w:r>
+    </w:p>
+    <w:p>
+      <w:pPr>
+        <w:pStyle w:val="BodyText"/>
+        <w:rPr>
+          <w:rFonts w:ascii="Liberation Serif" w:hAnsi="Liberation Serif"/>
+          <w:i/>
+          <w:i/>
+          <w:iCs/>
+          <w:u w:val="single"/>
+        </w:rPr>
+      </w:pPr>
+      <w:r>
+        <w:rPr>
+          <w:rFonts w:ascii="Liberation Serif" w:hAnsi="Liberation Serif"/>
+          <w:i/>
+          <w:iCs/>
+          <w:u w:val="single"/>
+        </w:rPr>
+        <w:t>Nota: /notas/{id}</w:t>
+      </w:r>
+    </w:p>
+    <w:p>
+      <w:pPr>
+        <w:pStyle w:val="BodyText"/>
+        <w:rPr>
+          <w:rFonts w:ascii="Liberation Serif" w:hAnsi="Liberation Serif"/>
+        </w:rPr>
+      </w:pPr>
+      <w:r>
+        <w:rPr>
+          <w:rFonts w:ascii="Liberation Serif" w:hAnsi="Liberation Serif"/>
+        </w:rPr>
+        <w:t>Campos:</w:t>
+      </w:r>
+    </w:p>
+    <w:p>
+      <w:pPr>
+        <w:pStyle w:val="BodyText"/>
+        <w:numPr>
+          <w:ilvl w:val="0"/>
+          <w:numId w:val="4"/>
+        </w:numPr>
+        <w:rPr>
+          <w:rFonts w:ascii="Liberation Serif" w:hAnsi="Liberation Serif"/>
+        </w:rPr>
+      </w:pPr>
+      <w:r>
+        <w:rPr>
+          <w:rFonts w:ascii="Liberation Serif" w:hAnsi="Liberation Serif"/>
+        </w:rPr>
+        <w:t>“</w:t>
+      </w:r>
+      <w:r>
+        <w:rPr>
+          <w:rFonts w:ascii="Liberation Serif" w:hAnsi="Liberation Serif"/>
+        </w:rPr>
+        <w:t>titulo”: título de la nota, que no puede estar vacío.</w:t>
+      </w:r>
+    </w:p>
+    <w:p>
+      <w:pPr>
+        <w:pStyle w:val="BodyText"/>
+        <w:numPr>
+          <w:ilvl w:val="0"/>
+          <w:numId w:val="4"/>
+        </w:numPr>
+        <w:rPr>
+          <w:rFonts w:ascii="Liberation Serif" w:hAnsi="Liberation Serif"/>
+        </w:rPr>
+      </w:pPr>
+      <w:r>
+        <w:rPr>
+          <w:rFonts w:ascii="Liberation Serif" w:hAnsi="Liberation Serif"/>
+        </w:rPr>
+        <w:t>“</w:t>
+      </w:r>
+      <w:r>
+        <w:rPr>
+          <w:rFonts w:ascii="Liberation Serif" w:hAnsi="Liberation Serif"/>
+        </w:rPr>
+        <w:t>texto”</w:t>
+      </w:r>
+      <w:r>
+        <w:rPr>
+          <w:rFonts w:ascii="Liberation Serif" w:hAnsi="Liberation Serif"/>
+        </w:rPr>
+        <w:t>: texto que describe la nota.</w:t>
+      </w:r>
+    </w:p>
+    <w:p>
+      <w:pPr>
+        <w:pStyle w:val="BodyText"/>
+        <w:numPr>
+          <w:ilvl w:val="0"/>
+          <w:numId w:val="4"/>
+        </w:numPr>
+        <w:rPr>
+          <w:rFonts w:ascii="Liberation Serif" w:hAnsi="Liberation Serif"/>
+        </w:rPr>
+      </w:pPr>
+      <w:r>
+        <w:rPr>
+          <w:rFonts w:ascii="Liberation Serif" w:hAnsi="Liberation Serif"/>
+        </w:rPr>
+        <w:t>“</w:t>
+      </w:r>
+      <w:r>
+        <w:rPr>
+          <w:rFonts w:ascii="Liberation Serif" w:hAnsi="Liberation Serif"/>
+        </w:rPr>
+        <w:t>fecha_creacion”: fecha de creación de la nota.</w:t>
+      </w:r>
+    </w:p>
+    <w:p>
+      <w:pPr>
+        <w:pStyle w:val="BodyText"/>
+        <w:numPr>
+          <w:ilvl w:val="0"/>
+          <w:numId w:val="4"/>
+        </w:numPr>
+        <w:rPr>
+          <w:rFonts w:ascii="Liberation Serif" w:hAnsi="Liberation Serif"/>
+        </w:rPr>
+      </w:pPr>
+      <w:r>
+        <w:rPr>
+          <w:rFonts w:ascii="Liberation Serif" w:hAnsi="Liberation Serif"/>
+        </w:rPr>
+        <w:t>“</w:t>
+      </w:r>
+      <w:r>
+        <w:rPr>
+          <w:rFonts w:ascii="Liberation Serif" w:hAnsi="Liberation Serif"/>
+        </w:rPr>
+        <w:t>fecha_</w:t>
+      </w:r>
+      <w:r>
+        <w:rPr>
+          <w:rFonts w:ascii="Liberation Serif" w:hAnsi="Liberation Serif"/>
+        </w:rPr>
+        <w:t>ultima_modificacion</w:t>
+      </w:r>
+      <w:r>
+        <w:rPr>
+          <w:rFonts w:ascii="Liberation Serif" w:hAnsi="Liberation Serif"/>
+        </w:rPr>
+        <w:t xml:space="preserve">”: fecha de </w:t>
+      </w:r>
+      <w:r>
+        <w:rPr>
+          <w:rFonts w:ascii="Liberation Serif" w:hAnsi="Liberation Serif"/>
+        </w:rPr>
+        <w:t>última modificación</w:t>
+      </w:r>
+      <w:r>
+        <w:rPr>
+          <w:rFonts w:ascii="Liberation Serif" w:hAnsi="Liberation Serif"/>
+        </w:rPr>
+        <w:t xml:space="preserve"> de la nota.</w:t>
+      </w:r>
+    </w:p>
+    <w:p>
+      <w:pPr>
+        <w:pStyle w:val="BodyText"/>
+        <w:numPr>
+          <w:ilvl w:val="0"/>
+          <w:numId w:val="4"/>
+        </w:numPr>
+        <w:rPr>
+          <w:rFonts w:ascii="Liberation Serif" w:hAnsi="Liberation Serif"/>
+        </w:rPr>
+      </w:pPr>
+      <w:r>
+        <w:rPr>
+          <w:rFonts w:ascii="Liberation Serif" w:hAnsi="Liberation Serif"/>
+        </w:rPr>
+        <w:t>“</w:t>
+      </w:r>
+      <w:r>
+        <w:rPr>
+          <w:rFonts w:ascii="Liberation Serif" w:hAnsi="Liberation Serif"/>
+        </w:rPr>
+        <w:t>etiquetas”: colección de etiquetas asociadas a la nota/evento.</w:t>
+      </w:r>
+    </w:p>
+    <w:p>
+      <w:pPr>
+        <w:pStyle w:val="BodyText"/>
+        <w:rPr>
+          <w:rFonts w:ascii="Liberation Serif" w:hAnsi="Liberation Serif"/>
+          <w:i/>
+          <w:i/>
+          <w:iCs/>
+          <w:u w:val="single"/>
+        </w:rPr>
+      </w:pPr>
+      <w:r>
+        <w:rPr>
+          <w:rFonts w:ascii="Liberation Serif" w:hAnsi="Liberation Serif"/>
+          <w:i/>
+          <w:iCs/>
+          <w:u w:val="single"/>
+        </w:rPr>
+        <w:t>Colección de Notas: /notas</w:t>
+      </w:r>
+    </w:p>
+    <w:p>
+      <w:pPr>
+        <w:pStyle w:val="BodyText"/>
+        <w:rPr>
+          <w:rFonts w:ascii="Liberation Serif" w:hAnsi="Liberation Serif"/>
+        </w:rPr>
+      </w:pPr>
+      <w:r>
+        <w:rPr>
+          <w:rFonts w:ascii="Liberation Serif" w:hAnsi="Liberation Serif"/>
+        </w:rPr>
+        <w:t>La única representación soportada para los recursos será JSON.</w:t>
+      </w:r>
+    </w:p>
+    <w:p>
+      <w:pPr>
+        <w:pStyle w:val="BodyText"/>
+        <w:rPr>
+          <w:rFonts w:ascii="Liberation Sans" w:hAnsi="Liberation Sans"/>
+          <w:b/>
+          <w:bCs/>
+          <w:i/>
+          <w:i/>
+          <w:iCs/>
+          <w:sz w:val="26"/>
+          <w:szCs w:val="26"/>
+        </w:rPr>
+      </w:pPr>
+      <w:r>
+        <w:rPr>
+          <w:rFonts w:ascii="Liberation Sans" w:hAnsi="Liberation Sans"/>
+          <w:b/>
+          <w:bCs/>
+          <w:i/>
+          <w:iCs/>
+          <w:sz w:val="26"/>
+          <w:szCs w:val="26"/>
+        </w:rPr>
+        <w:t>Operaciones sobre los recursos</w:t>
+      </w:r>
+    </w:p>
+    <w:p>
+      <w:pPr>
+        <w:pStyle w:val="BodyText"/>
+        <w:rPr>
+          <w:rFonts w:ascii="Liberation Serif" w:hAnsi="Liberation Serif"/>
+        </w:rPr>
+      </w:pPr>
+      <w:r>
+        <w:rPr>
+          <w:rFonts w:ascii="Liberation Serif" w:hAnsi="Liberation Serif"/>
+        </w:rPr>
+        <w:t>Cualquier petición que no lleve los datos requeridos se responderá con 400.</w:t>
+      </w:r>
+    </w:p>
+    <w:p>
+      <w:pPr>
+        <w:pStyle w:val="BodyText"/>
+        <w:rPr>
+          <w:rFonts w:ascii="Liberation Serif" w:hAnsi="Liberation Serif"/>
+        </w:rPr>
+      </w:pPr>
+      <w:r>
+        <w:rPr>
+          <w:rFonts w:ascii="Liberation Serif" w:hAnsi="Liberation Serif"/>
+        </w:rPr>
+        <w:t>Cualquier petición dirigida a un recurso inexistente se responderá con 404.</w:t>
+      </w:r>
+    </w:p>
+    <w:p>
+      <w:pPr>
+        <w:pStyle w:val="BodyText"/>
+        <w:rPr>
+          <w:rFonts w:ascii="Liberation Serif" w:hAnsi="Liberation Serif"/>
+        </w:rPr>
+      </w:pPr>
+      <w:r>
+        <w:rPr>
+          <w:rFonts w:ascii="Liberation Serif" w:hAnsi="Liberation Serif"/>
+        </w:rPr>
+        <w:t>Cualquier fallo en el servidor que no sea achacable al cliente se responderá con 500.</w:t>
+      </w:r>
+    </w:p>
+    <w:p>
+      <w:pPr>
+        <w:pStyle w:val="BodyText"/>
+        <w:rPr>
+          <w:rFonts w:ascii="Liberation Serif" w:hAnsi="Liberation Serif"/>
+          <w:i/>
+          <w:i/>
+          <w:iCs/>
+          <w:u w:val="single"/>
+        </w:rPr>
+      </w:pPr>
+      <w:r>
+        <w:rPr>
+          <w:rFonts w:ascii="Liberation Serif" w:hAnsi="Liberation Serif"/>
+          <w:i/>
+          <w:iCs/>
+          <w:u w:val="single"/>
+        </w:rPr>
+        <w:t>Creación de una nota en la colección</w:t>
+      </w:r>
+    </w:p>
+    <w:p>
+      <w:pPr>
+        <w:pStyle w:val="BodyText"/>
+        <w:numPr>
+          <w:ilvl w:val="0"/>
+          <w:numId w:val="5"/>
+        </w:numPr>
+        <w:rPr>
+          <w:rFonts w:ascii="Liberation Serif" w:hAnsi="Liberation Serif"/>
+        </w:rPr>
+      </w:pPr>
+      <w:r>
+        <w:rPr>
+          <w:rFonts w:ascii="Liberation Serif" w:hAnsi="Liberation Serif"/>
+        </w:rPr>
+        <w:t>Método POST sobre el recurso "colección de notas".</w:t>
+      </w:r>
+    </w:p>
+    <w:p>
+      <w:pPr>
+        <w:pStyle w:val="BodyText"/>
+        <w:numPr>
+          <w:ilvl w:val="0"/>
+          <w:numId w:val="5"/>
+        </w:numPr>
+        <w:rPr>
+          <w:rFonts w:ascii="Liberation Serif" w:hAnsi="Liberation Serif"/>
+        </w:rPr>
+      </w:pPr>
+      <w:r>
+        <w:rPr>
+          <w:rFonts w:ascii="Liberation Serif" w:hAnsi="Liberation Serif"/>
+        </w:rPr>
+        <w:t xml:space="preserve">El cuerpo de la petición contendrá los datos </w:t>
+      </w:r>
+      <w:r>
+        <w:rPr>
+          <w:rFonts w:ascii="Liberation Serif" w:hAnsi="Liberation Serif"/>
+          <w:u w:val="none"/>
+        </w:rPr>
+        <w:t>requeridos</w:t>
+      </w:r>
+      <w:r>
+        <w:rPr>
+          <w:rFonts w:ascii="Liberation Serif" w:hAnsi="Liberation Serif"/>
+        </w:rPr>
+        <w:t xml:space="preserve"> para crear la nota (“</w:t>
+      </w:r>
+      <w:r>
+        <w:rPr>
+          <w:rFonts w:ascii="Liberation Serif" w:hAnsi="Liberation Serif"/>
+        </w:rPr>
+        <w:t>titulo</w:t>
+      </w:r>
+      <w:r>
+        <w:rPr>
+          <w:rFonts w:ascii="Liberation Serif" w:hAnsi="Liberation Serif"/>
+        </w:rPr>
+        <w:t>”,”</w:t>
+      </w:r>
+      <w:r>
+        <w:rPr>
+          <w:rFonts w:ascii="Liberation Serif" w:hAnsi="Liberation Serif"/>
+        </w:rPr>
+        <w:t>texto</w:t>
+      </w:r>
+      <w:r>
+        <w:rPr>
+          <w:rFonts w:ascii="Liberation Serif" w:hAnsi="Liberation Serif"/>
+        </w:rPr>
+        <w:t xml:space="preserve">”,”etiquetas” </w:t>
+      </w:r>
+      <w:r>
+        <w:rPr>
+          <w:rFonts w:ascii="Liberation Serif" w:hAnsi="Liberation Serif"/>
+        </w:rPr>
+        <w:t xml:space="preserve">y </w:t>
+      </w:r>
+      <w:r>
+        <w:rPr>
+          <w:rFonts w:ascii="Liberation Serif" w:hAnsi="Liberation Serif"/>
+        </w:rPr>
+        <w:t xml:space="preserve">”compartido_con”. </w:t>
+      </w:r>
+      <w:r>
+        <w:rPr>
+          <w:rFonts w:ascii="Liberation Serif" w:hAnsi="Liberation Serif"/>
+        </w:rPr>
+        <w:t>La fecha de creación y la fecha de última modificación se inicializarán automáticamente a la fecha actual</w:t>
+      </w:r>
+      <w:r>
+        <w:rPr>
+          <w:rFonts w:ascii="Liberation Serif" w:hAnsi="Liberation Serif"/>
+        </w:rPr>
+        <w:t>).</w:t>
+      </w:r>
+    </w:p>
+    <w:p>
+      <w:pPr>
+        <w:pStyle w:val="BodyText"/>
+        <w:numPr>
+          <w:ilvl w:val="0"/>
+          <w:numId w:val="5"/>
+        </w:numPr>
+        <w:rPr>
+          <w:rFonts w:ascii="Liberation Serif" w:hAnsi="Liberation Serif"/>
+        </w:rPr>
+      </w:pPr>
+      <w:r>
+        <w:rPr>
+          <w:rFonts w:ascii="Liberation Serif" w:hAnsi="Liberation Serif"/>
+        </w:rPr>
+        <w:t>Posibles respuestas:</w:t>
+      </w:r>
+    </w:p>
+    <w:p>
+      <w:pPr>
+        <w:pStyle w:val="BodyText"/>
+        <w:numPr>
+          <w:ilvl w:val="1"/>
+          <w:numId w:val="5"/>
+        </w:numPr>
+        <w:rPr>
+          <w:rFonts w:ascii="Liberation Serif" w:hAnsi="Liberation Serif"/>
+        </w:rPr>
+      </w:pPr>
+      <w:r>
+        <w:rPr>
+          <w:rFonts w:ascii="Liberation Serif" w:hAnsi="Liberation Serif"/>
+        </w:rPr>
+        <w:t>Éxito: código 201. Se incluirá la URI del recurso creado en la cabecera Location.</w:t>
+      </w:r>
+    </w:p>
+    <w:p>
+      <w:pPr>
+        <w:pStyle w:val="BodyText"/>
+        <w:rPr>
+          <w:rFonts w:ascii="Liberation Serif" w:hAnsi="Liberation Serif"/>
+          <w:i/>
+          <w:i/>
+          <w:iCs/>
+          <w:u w:val="single"/>
+        </w:rPr>
+      </w:pPr>
+      <w:r>
+        <w:rPr>
+          <w:rFonts w:ascii="Liberation Serif" w:hAnsi="Liberation Serif"/>
+          <w:i/>
+          <w:iCs/>
+          <w:u w:val="single"/>
+        </w:rPr>
+        <w:t>Búsqueda de notas</w:t>
+      </w:r>
+    </w:p>
+    <w:p>
+      <w:pPr>
+        <w:pStyle w:val="BodyText"/>
+        <w:numPr>
+          <w:ilvl w:val="0"/>
+          <w:numId w:val="6"/>
+        </w:numPr>
+        <w:rPr>
+          <w:rFonts w:ascii="Liberation Serif" w:hAnsi="Liberation Serif"/>
+        </w:rPr>
+      </w:pPr>
+      <w:r>
+        <w:rPr>
+          <w:rFonts w:ascii="Liberation Serif" w:hAnsi="Liberation Serif"/>
+        </w:rPr>
+        <w:t>Método GET sobre el recurso "colección de notas".</w:t>
+      </w:r>
+    </w:p>
+    <w:p>
+      <w:pPr>
+        <w:pStyle w:val="BodyText"/>
+        <w:numPr>
+          <w:ilvl w:val="0"/>
+          <w:numId w:val="6"/>
+        </w:numPr>
+        <w:rPr>
+          <w:rFonts w:ascii="Liberation Serif" w:hAnsi="Liberation Serif"/>
+        </w:rPr>
+      </w:pPr>
+      <w:r>
+        <w:rPr>
+          <w:rFonts w:ascii="Liberation Serif" w:hAnsi="Liberation Serif"/>
+        </w:rPr>
+        <w:t>La ruta puede contener parámetros de búsqueda, como titulo, etiquetas, etc.</w:t>
+      </w:r>
+    </w:p>
+    <w:p>
+      <w:pPr>
+        <w:pStyle w:val="BodyText"/>
+        <w:numPr>
+          <w:ilvl w:val="0"/>
+          <w:numId w:val="6"/>
+        </w:numPr>
+        <w:rPr>
+          <w:rFonts w:ascii="Liberation Serif" w:hAnsi="Liberation Serif"/>
+        </w:rPr>
+      </w:pPr>
+      <w:r>
+        <w:rPr>
+          <w:rFonts w:ascii="Liberation Serif" w:hAnsi="Liberation Serif"/>
+        </w:rPr>
+        <w:t>Las notas encontrad</w:t>
+      </w:r>
+      <w:r>
+        <w:rPr>
+          <w:rFonts w:ascii="Liberation Serif" w:hAnsi="Liberation Serif"/>
+        </w:rPr>
+        <w:t>a</w:t>
+      </w:r>
+      <w:r>
+        <w:rPr>
+          <w:rFonts w:ascii="Liberation Serif" w:hAnsi="Liberation Serif"/>
+        </w:rPr>
+        <w:t>s se devolverán ordenad</w:t>
+      </w:r>
+      <w:r>
+        <w:rPr>
+          <w:rFonts w:ascii="Liberation Serif" w:hAnsi="Liberation Serif"/>
+        </w:rPr>
+        <w:t>a</w:t>
+      </w:r>
+      <w:r>
+        <w:rPr>
+          <w:rFonts w:ascii="Liberation Serif" w:hAnsi="Liberation Serif"/>
+        </w:rPr>
+        <w:t xml:space="preserve">s según la fecha de </w:t>
+      </w:r>
+      <w:r>
+        <w:rPr>
+          <w:rFonts w:ascii="Liberation Serif" w:hAnsi="Liberation Serif"/>
+        </w:rPr>
+        <w:t>creación</w:t>
+      </w:r>
+      <w:r>
+        <w:rPr>
+          <w:rFonts w:ascii="Liberation Serif" w:hAnsi="Liberation Serif"/>
+        </w:rPr>
+        <w:t>, de más reciente a menos.</w:t>
+      </w:r>
+    </w:p>
+    <w:p>
+      <w:pPr>
+        <w:pStyle w:val="BodyText"/>
+        <w:numPr>
+          <w:ilvl w:val="0"/>
+          <w:numId w:val="6"/>
+        </w:numPr>
+        <w:rPr>
+          <w:rFonts w:ascii="Liberation Serif" w:hAnsi="Liberation Serif"/>
+        </w:rPr>
+      </w:pPr>
+      <w:r>
+        <w:rPr>
+          <w:rFonts w:ascii="Liberation Serif" w:hAnsi="Liberation Serif"/>
+        </w:rPr>
+        <w:t>Posibles respuestas:</w:t>
+      </w:r>
+    </w:p>
+    <w:p>
+      <w:pPr>
+        <w:pStyle w:val="BodyText"/>
+        <w:numPr>
+          <w:ilvl w:val="1"/>
+          <w:numId w:val="6"/>
+        </w:numPr>
+        <w:rPr>
+          <w:rFonts w:ascii="Liberation Serif" w:hAnsi="Liberation Serif"/>
+        </w:rPr>
+      </w:pPr>
+      <w:r>
+        <w:rPr>
+          <w:rFonts w:ascii="Liberation Serif" w:hAnsi="Liberation Serif"/>
+        </w:rPr>
+        <w:t>Éxito: código 200. El cuerpo contendrá la colección de las notas encontrados.</w:t>
+      </w:r>
+    </w:p>
+    <w:p>
+      <w:pPr>
+        <w:pStyle w:val="BodyText"/>
+        <w:rPr>
+          <w:rFonts w:ascii="Liberation Serif" w:hAnsi="Liberation Serif"/>
+        </w:rPr>
+      </w:pPr>
+      <w:r>
+        <w:rPr>
+          <w:rFonts w:ascii="Liberation Serif" w:hAnsi="Liberation Serif"/>
+        </w:rPr>
+      </w:r>
+    </w:p>
+    <w:p>
+      <w:pPr>
+        <w:pStyle w:val="BodyText"/>
+        <w:rPr>
+          <w:rFonts w:ascii="Liberation Serif" w:hAnsi="Liberation Serif"/>
+        </w:rPr>
+      </w:pPr>
+      <w:r>
+        <w:rPr>
+          <w:rFonts w:ascii="Liberation Serif" w:hAnsi="Liberation Serif"/>
+        </w:rPr>
+      </w:r>
+    </w:p>
+    <w:p>
+      <w:pPr>
+        <w:pStyle w:val="BodyText"/>
+        <w:rPr>
+          <w:rFonts w:ascii="Liberation Serif" w:hAnsi="Liberation Serif"/>
+          <w:i/>
+          <w:i/>
+          <w:iCs/>
+          <w:u w:val="single"/>
+        </w:rPr>
+      </w:pPr>
+      <w:r>
+        <w:rPr>
+          <w:rFonts w:ascii="Liberation Serif" w:hAnsi="Liberation Serif"/>
+          <w:i/>
+          <w:iCs/>
+          <w:u w:val="single"/>
+        </w:rPr>
+        <w:t>Modificación de una nota</w:t>
+      </w:r>
+    </w:p>
+    <w:p>
+      <w:pPr>
+        <w:pStyle w:val="BodyText"/>
+        <w:numPr>
+          <w:ilvl w:val="0"/>
+          <w:numId w:val="7"/>
+        </w:numPr>
+        <w:rPr>
+          <w:rFonts w:ascii="Liberation Serif" w:hAnsi="Liberation Serif"/>
+        </w:rPr>
+      </w:pPr>
+      <w:r>
+        <w:rPr>
+          <w:rFonts w:ascii="Liberation Serif" w:hAnsi="Liberation Serif"/>
+        </w:rPr>
+        <w:t>Método PUT sobre un recurso "nota".</w:t>
+      </w:r>
+    </w:p>
+    <w:p>
+      <w:pPr>
+        <w:pStyle w:val="BodyText"/>
+        <w:numPr>
+          <w:ilvl w:val="0"/>
+          <w:numId w:val="7"/>
+        </w:numPr>
+        <w:rPr>
+          <w:rFonts w:ascii="Liberation Serif" w:hAnsi="Liberation Serif"/>
+        </w:rPr>
+      </w:pPr>
+      <w:r>
+        <w:rPr>
+          <w:rFonts w:ascii="Liberation Serif" w:hAnsi="Liberation Serif"/>
+        </w:rPr>
+        <w:t>El cuerpo de la petición contendrá los datos actualizados de la nota.</w:t>
+      </w:r>
+    </w:p>
+    <w:p>
+      <w:pPr>
+        <w:pStyle w:val="BodyText"/>
+        <w:numPr>
+          <w:ilvl w:val="0"/>
+          <w:numId w:val="7"/>
+        </w:numPr>
+        <w:rPr>
+          <w:rFonts w:ascii="Liberation Serif" w:hAnsi="Liberation Serif"/>
+        </w:rPr>
+      </w:pPr>
+      <w:r>
+        <w:rPr>
+          <w:rFonts w:ascii="Liberation Serif" w:hAnsi="Liberation Serif"/>
+        </w:rPr>
+        <w:t>Posibles respuestas:</w:t>
+      </w:r>
+    </w:p>
+    <w:p>
+      <w:pPr>
+        <w:pStyle w:val="BodyText"/>
+        <w:numPr>
+          <w:ilvl w:val="1"/>
+          <w:numId w:val="7"/>
+        </w:numPr>
+        <w:rPr>
+          <w:rFonts w:ascii="Liberation Serif" w:hAnsi="Liberation Serif"/>
+        </w:rPr>
+      </w:pPr>
+      <w:r>
+        <w:rPr>
+          <w:rFonts w:ascii="Liberation Serif" w:hAnsi="Liberation Serif"/>
+        </w:rPr>
+        <w:t>Éxito: código 20</w:t>
+      </w:r>
+      <w:r>
+        <w:rPr>
+          <w:rFonts w:ascii="Liberation Serif" w:hAnsi="Liberation Serif"/>
+        </w:rPr>
+        <w:t>0</w:t>
+      </w:r>
+      <w:r>
+        <w:rPr>
+          <w:rFonts w:ascii="Liberation Serif" w:hAnsi="Liberation Serif"/>
+        </w:rPr>
+        <w:t>.</w:t>
+      </w:r>
+    </w:p>
+    <w:p>
+      <w:pPr>
+        <w:pStyle w:val="BodyText"/>
+        <w:rPr>
+          <w:rFonts w:ascii="Liberation Serif" w:hAnsi="Liberation Serif"/>
+        </w:rPr>
+      </w:pPr>
+      <w:r>
+        <w:rPr>
+          <w:rFonts w:ascii="Liberation Serif" w:hAnsi="Liberation Serif"/>
+        </w:rPr>
+      </w:r>
+    </w:p>
+    <w:p>
+      <w:pPr>
+        <w:pStyle w:val="BodyText"/>
+        <w:rPr>
+          <w:rFonts w:ascii="Liberation Serif" w:hAnsi="Liberation Serif"/>
+          <w:i/>
+          <w:i/>
+          <w:iCs/>
+          <w:u w:val="single"/>
+        </w:rPr>
+      </w:pPr>
+      <w:r>
+        <w:rPr>
+          <w:rFonts w:ascii="Liberation Serif" w:hAnsi="Liberation Serif"/>
+          <w:i/>
+          <w:iCs/>
+          <w:u w:val="single"/>
+        </w:rPr>
+        <w:t>Borrado</w:t>
+      </w:r>
+      <w:r>
+        <w:rPr>
+          <w:rFonts w:ascii="Liberation Serif" w:hAnsi="Liberation Serif"/>
+          <w:i/>
+          <w:iCs/>
+          <w:u w:val="single"/>
+        </w:rPr>
+        <w:t xml:space="preserve"> de una nota</w:t>
+      </w:r>
+    </w:p>
+    <w:p>
+      <w:pPr>
+        <w:pStyle w:val="BodyText"/>
+        <w:numPr>
+          <w:ilvl w:val="0"/>
+          <w:numId w:val="7"/>
+        </w:numPr>
+        <w:rPr>
+          <w:rFonts w:ascii="Liberation Serif" w:hAnsi="Liberation Serif"/>
+        </w:rPr>
+      </w:pPr>
+      <w:r>
+        <w:rPr>
+          <w:rFonts w:ascii="Liberation Serif" w:hAnsi="Liberation Serif"/>
+        </w:rPr>
+        <w:t>Método PUT sobre un recurso "nota".</w:t>
+      </w:r>
+    </w:p>
+    <w:p>
+      <w:pPr>
+        <w:pStyle w:val="BodyText"/>
+        <w:numPr>
+          <w:ilvl w:val="0"/>
+          <w:numId w:val="7"/>
+        </w:numPr>
+        <w:rPr>
+          <w:rFonts w:ascii="Liberation Serif" w:hAnsi="Liberation Serif"/>
+        </w:rPr>
+      </w:pPr>
+      <w:r>
+        <w:rPr>
+          <w:rFonts w:ascii="Liberation Serif" w:hAnsi="Liberation Serif"/>
+        </w:rPr>
+        <w:t>El cuerpo de la petición contendrá los datos de la nota.</w:t>
+      </w:r>
+    </w:p>
+    <w:p>
+      <w:pPr>
+        <w:pStyle w:val="BodyText"/>
+        <w:numPr>
+          <w:ilvl w:val="0"/>
+          <w:numId w:val="7"/>
+        </w:numPr>
+        <w:rPr>
+          <w:rFonts w:ascii="Liberation Serif" w:hAnsi="Liberation Serif"/>
+        </w:rPr>
+      </w:pPr>
+      <w:r>
+        <w:rPr>
+          <w:rFonts w:ascii="Liberation Serif" w:hAnsi="Liberation Serif"/>
+        </w:rPr>
+        <w:t>Posibles respuestas:</w:t>
+      </w:r>
+    </w:p>
+    <w:p>
+      <w:pPr>
+        <w:pStyle w:val="BodyText"/>
+        <w:numPr>
+          <w:ilvl w:val="1"/>
+          <w:numId w:val="7"/>
+        </w:numPr>
+        <w:rPr>
+          <w:rFonts w:ascii="Liberation Serif" w:hAnsi="Liberation Serif"/>
+        </w:rPr>
+      </w:pPr>
+      <w:r>
+        <w:rPr>
+          <w:rFonts w:ascii="Liberation Serif" w:hAnsi="Liberation Serif"/>
+        </w:rPr>
+        <w:t>Éxito: código 20</w:t>
+      </w:r>
+      <w:r>
+        <w:rPr>
+          <w:rFonts w:ascii="Liberation Serif" w:hAnsi="Liberation Serif"/>
+        </w:rPr>
+        <w:t>4</w:t>
+      </w:r>
+      <w:r>
+        <w:rPr>
+          <w:rFonts w:ascii="Liberation Serif" w:hAnsi="Liberation Serif"/>
+        </w:rPr>
+        <w:t>.</w:t>
+      </w:r>
+    </w:p>
+    <w:p>
+      <w:pPr>
+        <w:pStyle w:val="BodyText"/>
+        <w:rPr>
+          <w:rFonts w:ascii="Liberation Serif" w:hAnsi="Liberation Serif"/>
+        </w:rPr>
+      </w:pPr>
+      <w:r>
+        <w:rPr>
+          <w:rFonts w:ascii="Liberation Serif" w:hAnsi="Liberation Serif"/>
+        </w:rPr>
+      </w:r>
+    </w:p>
+    <w:p>
+      <w:pPr>
+        <w:pStyle w:val="BodyText"/>
+        <w:rPr>
+          <w:rFonts w:ascii="Liberation Serif" w:hAnsi="Liberation Serif"/>
+          <w:i/>
+          <w:i/>
+          <w:iCs/>
+          <w:u w:val="single"/>
+        </w:rPr>
+      </w:pPr>
+      <w:r>
+        <w:rPr>
+          <w:rFonts w:ascii="Liberation Serif" w:hAnsi="Liberation Serif"/>
+          <w:i/>
+          <w:iCs/>
+          <w:u w:val="single"/>
+        </w:rPr>
+        <w:t>Evento</w:t>
+      </w:r>
+      <w:r>
+        <w:rPr>
+          <w:rFonts w:ascii="Liberation Serif" w:hAnsi="Liberation Serif"/>
+          <w:i/>
+          <w:iCs/>
+          <w:u w:val="single"/>
+        </w:rPr>
+        <w:t>: /</w:t>
+      </w:r>
+      <w:r>
+        <w:rPr>
+          <w:rFonts w:ascii="Liberation Serif" w:hAnsi="Liberation Serif"/>
+          <w:i/>
+          <w:iCs/>
+          <w:u w:val="single"/>
+        </w:rPr>
+        <w:t>eventos</w:t>
+      </w:r>
+      <w:r>
+        <w:rPr>
+          <w:rFonts w:ascii="Liberation Serif" w:hAnsi="Liberation Serif"/>
+          <w:i/>
+          <w:iCs/>
+          <w:u w:val="single"/>
+        </w:rPr>
+        <w:t>/{id}</w:t>
+      </w:r>
+    </w:p>
+    <w:p>
+      <w:pPr>
+        <w:pStyle w:val="BodyText"/>
+        <w:rPr>
+          <w:rFonts w:ascii="Liberation Serif" w:hAnsi="Liberation Serif"/>
+        </w:rPr>
+      </w:pPr>
+      <w:r>
+        <w:rPr>
+          <w:rFonts w:ascii="Liberation Serif" w:hAnsi="Liberation Serif"/>
+        </w:rPr>
+        <w:t>Campos:</w:t>
+      </w:r>
+    </w:p>
+    <w:p>
+      <w:pPr>
+        <w:pStyle w:val="BodyText"/>
+        <w:numPr>
+          <w:ilvl w:val="0"/>
+          <w:numId w:val="4"/>
+        </w:numPr>
+        <w:rPr>
+          <w:rFonts w:ascii="Liberation Serif" w:hAnsi="Liberation Serif"/>
+        </w:rPr>
+      </w:pPr>
+      <w:r>
+        <w:rPr>
+          <w:rFonts w:ascii="Liberation Serif" w:hAnsi="Liberation Serif"/>
+        </w:rPr>
+        <w:t>“</w:t>
+      </w:r>
+      <w:r>
+        <w:rPr>
+          <w:rFonts w:ascii="Liberation Serif" w:hAnsi="Liberation Serif"/>
+        </w:rPr>
+        <w:t>nombre</w:t>
+      </w:r>
+      <w:r>
+        <w:rPr>
+          <w:rFonts w:ascii="Liberation Serif" w:hAnsi="Liberation Serif"/>
+        </w:rPr>
+        <w:t xml:space="preserve">”: </w:t>
+      </w:r>
+      <w:r>
+        <w:rPr>
+          <w:rFonts w:ascii="Liberation Serif" w:hAnsi="Liberation Serif"/>
+        </w:rPr>
+        <w:t>nombre del evento, que podrá estar vacío</w:t>
+      </w:r>
+      <w:r>
+        <w:rPr>
+          <w:rFonts w:ascii="Liberation Serif" w:hAnsi="Liberation Serif"/>
+        </w:rPr>
+        <w:t>.</w:t>
+      </w:r>
+    </w:p>
+    <w:p>
+      <w:pPr>
+        <w:pStyle w:val="BodyText"/>
+        <w:numPr>
+          <w:ilvl w:val="0"/>
+          <w:numId w:val="4"/>
+        </w:numPr>
+        <w:rPr>
+          <w:rFonts w:ascii="Liberation Serif" w:hAnsi="Liberation Serif"/>
+        </w:rPr>
+      </w:pPr>
+      <w:r>
+        <w:rPr>
+          <w:rFonts w:ascii="Liberation Serif" w:hAnsi="Liberation Serif"/>
+        </w:rPr>
+        <w:t>“</w:t>
+      </w:r>
+      <w:r>
+        <w:rPr>
+          <w:rFonts w:ascii="Liberation Serif" w:hAnsi="Liberation Serif"/>
+        </w:rPr>
+        <w:t>descripcion”</w:t>
+      </w:r>
+      <w:r>
+        <w:rPr>
+          <w:rFonts w:ascii="Liberation Serif" w:hAnsi="Liberation Serif"/>
+        </w:rPr>
+        <w:t xml:space="preserve">: </w:t>
+      </w:r>
+      <w:r>
+        <w:rPr>
+          <w:rFonts w:ascii="Liberation Serif" w:hAnsi="Liberation Serif"/>
+        </w:rPr>
+        <w:t>descripción</w:t>
+      </w:r>
+      <w:r>
+        <w:rPr>
+          <w:rFonts w:ascii="Liberation Serif" w:hAnsi="Liberation Serif"/>
+        </w:rPr>
+        <w:t xml:space="preserve"> </w:t>
+      </w:r>
+      <w:r>
+        <w:rPr>
+          <w:rFonts w:ascii="Liberation Serif" w:hAnsi="Liberation Serif"/>
+        </w:rPr>
+        <w:t>del evento</w:t>
+      </w:r>
+      <w:r>
+        <w:rPr>
+          <w:rFonts w:ascii="Liberation Serif" w:hAnsi="Liberation Serif"/>
+        </w:rPr>
+        <w:t>.</w:t>
+      </w:r>
+    </w:p>
+    <w:p>
+      <w:pPr>
+        <w:pStyle w:val="BodyText"/>
+        <w:numPr>
+          <w:ilvl w:val="0"/>
+          <w:numId w:val="4"/>
+        </w:numPr>
+        <w:rPr>
+          <w:rFonts w:ascii="Liberation Serif" w:hAnsi="Liberation Serif"/>
+        </w:rPr>
+      </w:pPr>
+      <w:r>
+        <w:rPr>
+          <w:rFonts w:ascii="Liberation Serif" w:hAnsi="Liberation Serif"/>
+        </w:rPr>
+        <w:t>“</w:t>
+      </w:r>
+      <w:r>
+        <w:rPr>
+          <w:rFonts w:ascii="Liberation Serif" w:hAnsi="Liberation Serif"/>
+        </w:rPr>
+        <w:t>fecha_</w:t>
+      </w:r>
+      <w:r>
+        <w:rPr>
+          <w:rFonts w:ascii="Liberation Serif" w:hAnsi="Liberation Serif"/>
+        </w:rPr>
+        <w:t>inicio</w:t>
+      </w:r>
+      <w:r>
+        <w:rPr>
+          <w:rFonts w:ascii="Liberation Serif" w:hAnsi="Liberation Serif"/>
+        </w:rPr>
+        <w:t xml:space="preserve">”: fecha de </w:t>
+      </w:r>
+      <w:r>
+        <w:rPr>
+          <w:rFonts w:ascii="Liberation Serif" w:hAnsi="Liberation Serif"/>
+        </w:rPr>
+        <w:t>inicio</w:t>
+      </w:r>
+      <w:r>
+        <w:rPr>
+          <w:rFonts w:ascii="Liberation Serif" w:hAnsi="Liberation Serif"/>
+        </w:rPr>
+        <w:t xml:space="preserve"> de</w:t>
+      </w:r>
+      <w:r>
+        <w:rPr>
+          <w:rFonts w:ascii="Liberation Serif" w:hAnsi="Liberation Serif"/>
+        </w:rPr>
+        <w:t>l evento</w:t>
+      </w:r>
+      <w:r>
+        <w:rPr>
+          <w:rFonts w:ascii="Liberation Serif" w:hAnsi="Liberation Serif"/>
+        </w:rPr>
+        <w:t>.</w:t>
+      </w:r>
+    </w:p>
+    <w:p>
+      <w:pPr>
+        <w:pStyle w:val="BodyText"/>
+        <w:numPr>
+          <w:ilvl w:val="0"/>
+          <w:numId w:val="4"/>
+        </w:numPr>
+        <w:rPr>
+          <w:rFonts w:ascii="Liberation Serif" w:hAnsi="Liberation Serif"/>
+        </w:rPr>
+      </w:pPr>
+      <w:r>
+        <w:rPr>
+          <w:rFonts w:ascii="Liberation Serif" w:hAnsi="Liberation Serif"/>
+        </w:rPr>
+        <w:t>“</w:t>
+      </w:r>
+      <w:r>
+        <w:rPr>
+          <w:rFonts w:ascii="Liberation Serif" w:hAnsi="Liberation Serif"/>
+        </w:rPr>
+        <w:t>fecha_</w:t>
+      </w:r>
+      <w:r>
+        <w:rPr>
+          <w:rFonts w:ascii="Liberation Serif" w:hAnsi="Liberation Serif"/>
+        </w:rPr>
+        <w:t>fin</w:t>
+      </w:r>
+      <w:r>
+        <w:rPr>
+          <w:rFonts w:ascii="Liberation Serif" w:hAnsi="Liberation Serif"/>
+        </w:rPr>
+        <w:t xml:space="preserve">”: fecha de </w:t>
+      </w:r>
+      <w:r>
+        <w:rPr>
+          <w:rFonts w:ascii="Liberation Serif" w:hAnsi="Liberation Serif"/>
+        </w:rPr>
+        <w:t>fin del evento</w:t>
+      </w:r>
+      <w:r>
+        <w:rPr>
+          <w:rFonts w:ascii="Liberation Serif" w:hAnsi="Liberation Serif"/>
+        </w:rPr>
+        <w:t>.</w:t>
+      </w:r>
+    </w:p>
+    <w:p>
+      <w:pPr>
+        <w:pStyle w:val="BodyText"/>
+        <w:numPr>
+          <w:ilvl w:val="0"/>
+          <w:numId w:val="4"/>
+        </w:numPr>
+        <w:rPr>
+          <w:rFonts w:ascii="Liberation Serif" w:hAnsi="Liberation Serif"/>
+        </w:rPr>
+      </w:pPr>
+      <w:r>
+        <w:rPr>
+          <w:rFonts w:ascii="Liberation Serif" w:hAnsi="Liberation Serif"/>
+        </w:rPr>
+        <w:t>“</w:t>
+      </w:r>
+      <w:r>
+        <w:rPr>
+          <w:rFonts w:ascii="Liberation Serif" w:hAnsi="Liberation Serif"/>
+        </w:rPr>
+        <w:t>recordatorio</w:t>
+      </w:r>
+      <w:r>
+        <w:rPr>
+          <w:rFonts w:ascii="Liberation Serif" w:hAnsi="Liberation Serif"/>
+        </w:rPr>
+        <w:t>”: fecha y hora para recordatorio, si es aplicable.</w:t>
+      </w:r>
+    </w:p>
+    <w:p>
+      <w:pPr>
+        <w:pStyle w:val="BodyText"/>
+        <w:rPr>
+          <w:rFonts w:ascii="Liberation Serif" w:hAnsi="Liberation Serif"/>
+          <w:i/>
+          <w:i/>
+          <w:iCs/>
+          <w:u w:val="single"/>
+        </w:rPr>
+      </w:pPr>
+      <w:r>
+        <w:rPr>
+          <w:rFonts w:ascii="Liberation Serif" w:hAnsi="Liberation Serif"/>
+          <w:i/>
+          <w:iCs/>
+          <w:u w:val="single"/>
+        </w:rPr>
+        <w:t xml:space="preserve">Colección de </w:t>
+      </w:r>
+      <w:r>
+        <w:rPr>
+          <w:rFonts w:ascii="Liberation Serif" w:hAnsi="Liberation Serif"/>
+          <w:i/>
+          <w:iCs/>
+          <w:u w:val="single"/>
+        </w:rPr>
+        <w:t>Eventos</w:t>
+      </w:r>
+      <w:r>
+        <w:rPr>
+          <w:rFonts w:ascii="Liberation Serif" w:hAnsi="Liberation Serif"/>
+          <w:i/>
+          <w:iCs/>
+          <w:u w:val="single"/>
+        </w:rPr>
+        <w:t>: /</w:t>
+      </w:r>
+      <w:r>
+        <w:rPr>
+          <w:rFonts w:ascii="Liberation Serif" w:hAnsi="Liberation Serif"/>
+          <w:i/>
+          <w:iCs/>
+          <w:u w:val="single"/>
+        </w:rPr>
+        <w:t>eventos</w:t>
+      </w:r>
+    </w:p>
+    <w:p>
+      <w:pPr>
+        <w:pStyle w:val="BodyText"/>
+        <w:rPr>
+          <w:rFonts w:ascii="Liberation Serif" w:hAnsi="Liberation Serif"/>
+        </w:rPr>
+      </w:pPr>
+      <w:r>
+        <w:rPr>
+          <w:rFonts w:ascii="Liberation Serif" w:hAnsi="Liberation Serif"/>
+        </w:rPr>
+        <w:t>La única representación soportada para los recursos será JSON.</w:t>
+      </w:r>
+    </w:p>
+    <w:p>
+      <w:pPr>
+        <w:pStyle w:val="BodyText"/>
+        <w:rPr>
+          <w:rFonts w:ascii="Liberation Sans" w:hAnsi="Liberation Sans"/>
+          <w:b/>
+          <w:bCs/>
+          <w:i/>
+          <w:i/>
+          <w:iCs/>
+          <w:sz w:val="26"/>
+          <w:szCs w:val="26"/>
+        </w:rPr>
+      </w:pPr>
+      <w:r>
+        <w:rPr>
+          <w:rFonts w:ascii="Liberation Sans" w:hAnsi="Liberation Sans"/>
+          <w:b/>
+          <w:bCs/>
+          <w:i/>
+          <w:iCs/>
+          <w:sz w:val="26"/>
+          <w:szCs w:val="26"/>
+        </w:rPr>
+        <w:t>Operaciones sobre los recursos</w:t>
+      </w:r>
+    </w:p>
+    <w:p>
+      <w:pPr>
+        <w:pStyle w:val="BodyText"/>
+        <w:rPr>
+          <w:rFonts w:ascii="Liberation Serif" w:hAnsi="Liberation Serif"/>
+        </w:rPr>
+      </w:pPr>
+      <w:r>
+        <w:rPr>
+          <w:rFonts w:ascii="Liberation Serif" w:hAnsi="Liberation Serif"/>
+        </w:rPr>
+        <w:t>Cualquier petición que no lleve los datos requeridos se responderá con 400.</w:t>
+      </w:r>
+    </w:p>
+    <w:p>
+      <w:pPr>
+        <w:pStyle w:val="BodyText"/>
+        <w:rPr>
+          <w:rFonts w:ascii="Liberation Serif" w:hAnsi="Liberation Serif"/>
+        </w:rPr>
+      </w:pPr>
+      <w:r>
+        <w:rPr>
+          <w:rFonts w:ascii="Liberation Serif" w:hAnsi="Liberation Serif"/>
+        </w:rPr>
+        <w:t>Cualquier petición dirigida a un recurso inexistente se responderá con 404.</w:t>
+      </w:r>
+    </w:p>
+    <w:p>
+      <w:pPr>
+        <w:pStyle w:val="BodyText"/>
+        <w:rPr>
+          <w:rFonts w:ascii="Liberation Serif" w:hAnsi="Liberation Serif"/>
+        </w:rPr>
+      </w:pPr>
+      <w:r>
+        <w:rPr>
+          <w:rFonts w:ascii="Liberation Serif" w:hAnsi="Liberation Serif"/>
+        </w:rPr>
+        <w:t>Cualquier fallo en el servidor que no sea achacable al cliente se responderá con 500.</w:t>
+      </w:r>
+    </w:p>
+    <w:p>
+      <w:pPr>
+        <w:pStyle w:val="BodyText"/>
+        <w:rPr>
+          <w:rFonts w:ascii="Liberation Serif" w:hAnsi="Liberation Serif"/>
+          <w:i/>
+          <w:i/>
+          <w:iCs/>
+          <w:u w:val="single"/>
+        </w:rPr>
+      </w:pPr>
+      <w:r>
+        <w:rPr>
+          <w:rFonts w:ascii="Liberation Serif" w:hAnsi="Liberation Serif"/>
+          <w:i/>
+          <w:iCs/>
+          <w:u w:val="single"/>
+        </w:rPr>
+        <w:t xml:space="preserve">Creación de un </w:t>
+      </w:r>
+      <w:r>
+        <w:rPr>
+          <w:rFonts w:ascii="Liberation Serif" w:hAnsi="Liberation Serif"/>
+          <w:i/>
+          <w:iCs/>
+          <w:u w:val="single"/>
+        </w:rPr>
+        <w:t>evento</w:t>
+      </w:r>
+      <w:r>
+        <w:rPr>
+          <w:rFonts w:ascii="Liberation Serif" w:hAnsi="Liberation Serif"/>
+          <w:i/>
+          <w:iCs/>
+          <w:u w:val="single"/>
+        </w:rPr>
+        <w:t xml:space="preserve"> en la colección</w:t>
+      </w:r>
+    </w:p>
+    <w:p>
+      <w:pPr>
+        <w:pStyle w:val="BodyText"/>
+        <w:numPr>
+          <w:ilvl w:val="0"/>
+          <w:numId w:val="8"/>
+        </w:numPr>
+        <w:rPr>
+          <w:rFonts w:ascii="Liberation Serif" w:hAnsi="Liberation Serif"/>
+        </w:rPr>
+      </w:pPr>
+      <w:r>
+        <w:rPr>
+          <w:rFonts w:ascii="Liberation Serif" w:hAnsi="Liberation Serif"/>
+        </w:rPr>
+        <w:t xml:space="preserve">Método POST sobre el recurso "colección de </w:t>
+      </w:r>
+      <w:r>
+        <w:rPr>
+          <w:rFonts w:ascii="Liberation Serif" w:hAnsi="Liberation Serif"/>
+        </w:rPr>
+        <w:t>eventos</w:t>
+      </w:r>
+      <w:r>
+        <w:rPr>
+          <w:rFonts w:ascii="Liberation Serif" w:hAnsi="Liberation Serif"/>
+        </w:rPr>
+        <w:t>".</w:t>
+      </w:r>
+    </w:p>
+    <w:p>
+      <w:pPr>
+        <w:pStyle w:val="BodyText"/>
+        <w:numPr>
+          <w:ilvl w:val="0"/>
+          <w:numId w:val="8"/>
+        </w:numPr>
+        <w:rPr>
+          <w:rFonts w:ascii="Liberation Serif" w:hAnsi="Liberation Serif"/>
+        </w:rPr>
+      </w:pPr>
+      <w:r>
+        <w:rPr>
+          <w:rFonts w:ascii="Liberation Serif" w:hAnsi="Liberation Serif"/>
+        </w:rPr>
+        <w:t xml:space="preserve">El cuerpo de la petición contendrá los datos </w:t>
+      </w:r>
+      <w:r>
+        <w:rPr>
+          <w:rFonts w:ascii="Liberation Serif" w:hAnsi="Liberation Serif"/>
+          <w:u w:val="none"/>
+        </w:rPr>
+        <w:t>requeridos</w:t>
+      </w:r>
+      <w:r>
+        <w:rPr>
+          <w:rFonts w:ascii="Liberation Serif" w:hAnsi="Liberation Serif"/>
+        </w:rPr>
+        <w:t xml:space="preserve"> para crear </w:t>
+      </w:r>
+      <w:r>
+        <w:rPr>
+          <w:rFonts w:ascii="Liberation Serif" w:hAnsi="Liberation Serif"/>
+        </w:rPr>
+        <w:t xml:space="preserve">el </w:t>
+      </w:r>
+      <w:r>
+        <w:rPr>
+          <w:rFonts w:ascii="Liberation Serif" w:hAnsi="Liberation Serif"/>
+        </w:rPr>
+        <w:t>evento (“</w:t>
+      </w:r>
+      <w:r>
+        <w:rPr>
+          <w:rFonts w:ascii="Liberation Serif" w:hAnsi="Liberation Serif"/>
+        </w:rPr>
+        <w:t>nombre</w:t>
+      </w:r>
+      <w:r>
+        <w:rPr>
+          <w:rFonts w:ascii="Liberation Serif" w:hAnsi="Liberation Serif"/>
+        </w:rPr>
+        <w:t>”,”</w:t>
+      </w:r>
+      <w:r>
+        <w:rPr>
+          <w:rFonts w:ascii="Liberation Serif" w:hAnsi="Liberation Serif"/>
+        </w:rPr>
+        <w:t>descripcion</w:t>
+      </w:r>
+      <w:r>
+        <w:rPr>
+          <w:rFonts w:ascii="Liberation Serif" w:hAnsi="Liberation Serif"/>
+        </w:rPr>
+        <w:t>”,”fecha_</w:t>
+      </w:r>
+      <w:r>
+        <w:rPr>
+          <w:rFonts w:ascii="Liberation Serif" w:hAnsi="Liberation Serif"/>
+        </w:rPr>
+        <w:t>inicio</w:t>
+      </w:r>
+      <w:r>
+        <w:rPr>
+          <w:rFonts w:ascii="Liberation Serif" w:hAnsi="Liberation Serif"/>
+        </w:rPr>
+        <w:t>”,</w:t>
+      </w:r>
+      <w:r>
+        <w:rPr>
+          <w:rFonts w:ascii="Liberation Serif" w:hAnsi="Liberation Serif"/>
+        </w:rPr>
+        <w:t xml:space="preserve"> </w:t>
+      </w:r>
+      <w:r>
+        <w:rPr>
+          <w:rFonts w:ascii="Liberation Serif" w:hAnsi="Liberation Serif"/>
+        </w:rPr>
+        <w:t>”fecha_</w:t>
+      </w:r>
+      <w:r>
+        <w:rPr>
+          <w:rFonts w:ascii="Liberation Serif" w:hAnsi="Liberation Serif"/>
+        </w:rPr>
+        <w:t>fin</w:t>
+      </w:r>
+      <w:r>
+        <w:rPr>
+          <w:rFonts w:ascii="Liberation Serif" w:hAnsi="Liberation Serif"/>
+        </w:rPr>
+        <w:t xml:space="preserve">” </w:t>
+      </w:r>
+      <w:r>
+        <w:rPr>
+          <w:rFonts w:ascii="Liberation Serif" w:hAnsi="Liberation Serif"/>
+        </w:rPr>
+        <w:t>y “recordatorio”)</w:t>
+      </w:r>
+      <w:r>
+        <w:rPr>
+          <w:rFonts w:ascii="Liberation Serif" w:hAnsi="Liberation Serif"/>
+        </w:rPr>
+        <w:t>.</w:t>
+      </w:r>
+    </w:p>
+    <w:p>
+      <w:pPr>
+        <w:pStyle w:val="BodyText"/>
+        <w:numPr>
+          <w:ilvl w:val="0"/>
+          <w:numId w:val="8"/>
+        </w:numPr>
+        <w:rPr>
+          <w:rFonts w:ascii="Liberation Serif" w:hAnsi="Liberation Serif"/>
+        </w:rPr>
+      </w:pPr>
+      <w:r>
+        <w:rPr>
+          <w:rFonts w:ascii="Liberation Serif" w:hAnsi="Liberation Serif"/>
+        </w:rPr>
+        <w:t>Posibles respuestas:</w:t>
+      </w:r>
+    </w:p>
+    <w:p>
+      <w:pPr>
+        <w:pStyle w:val="BodyText"/>
+        <w:numPr>
+          <w:ilvl w:val="1"/>
+          <w:numId w:val="8"/>
+        </w:numPr>
+        <w:rPr>
+          <w:rFonts w:ascii="Liberation Serif" w:hAnsi="Liberation Serif"/>
+        </w:rPr>
+      </w:pPr>
+      <w:r>
+        <w:rPr>
+          <w:rFonts w:ascii="Liberation Serif" w:hAnsi="Liberation Serif"/>
+        </w:rPr>
+        <w:t>Éxito: código 201. Se incluirá la URI del recurso creado en la cabecera Location.</w:t>
+      </w:r>
+    </w:p>
+    <w:p>
+      <w:pPr>
+        <w:pStyle w:val="BodyText"/>
+        <w:rPr>
+          <w:rFonts w:ascii="Liberation Serif" w:hAnsi="Liberation Serif"/>
+        </w:rPr>
+      </w:pPr>
+      <w:r>
+        <w:rPr>
+          <w:rFonts w:ascii="Liberation Serif" w:hAnsi="Liberation Serif"/>
+        </w:rPr>
+      </w:r>
+    </w:p>
+    <w:p>
+      <w:pPr>
+        <w:pStyle w:val="BodyText"/>
+        <w:rPr>
+          <w:rFonts w:ascii="Liberation Serif" w:hAnsi="Liberation Serif"/>
+          <w:i/>
+          <w:i/>
+          <w:iCs/>
+          <w:u w:val="single"/>
+        </w:rPr>
+      </w:pPr>
+      <w:r>
+        <w:rPr>
+          <w:rFonts w:ascii="Liberation Serif" w:hAnsi="Liberation Serif"/>
+          <w:i/>
+          <w:iCs/>
+          <w:u w:val="single"/>
+        </w:rPr>
+        <w:t xml:space="preserve">Búsqueda de </w:t>
+      </w:r>
+      <w:r>
+        <w:rPr>
+          <w:rFonts w:ascii="Liberation Serif" w:hAnsi="Liberation Serif"/>
+          <w:i/>
+          <w:iCs/>
+          <w:u w:val="single"/>
+        </w:rPr>
+        <w:t>eventos</w:t>
+      </w:r>
+    </w:p>
+    <w:p>
+      <w:pPr>
+        <w:pStyle w:val="BodyText"/>
+        <w:numPr>
+          <w:ilvl w:val="0"/>
+          <w:numId w:val="9"/>
+        </w:numPr>
+        <w:rPr>
+          <w:rFonts w:ascii="Liberation Serif" w:hAnsi="Liberation Serif"/>
+        </w:rPr>
+      </w:pPr>
+      <w:r>
+        <w:rPr>
+          <w:rFonts w:ascii="Liberation Serif" w:hAnsi="Liberation Serif"/>
+        </w:rPr>
+        <w:t xml:space="preserve">Método GET sobre el recurso "colección de </w:t>
+      </w:r>
+      <w:r>
+        <w:rPr>
+          <w:rFonts w:ascii="Liberation Serif" w:hAnsi="Liberation Serif"/>
+        </w:rPr>
+        <w:t>eventos</w:t>
+      </w:r>
+      <w:r>
+        <w:rPr>
+          <w:rFonts w:ascii="Liberation Serif" w:hAnsi="Liberation Serif"/>
+        </w:rPr>
+        <w:t>".</w:t>
+      </w:r>
+    </w:p>
+    <w:p>
+      <w:pPr>
+        <w:pStyle w:val="BodyText"/>
+        <w:numPr>
+          <w:ilvl w:val="0"/>
+          <w:numId w:val="9"/>
+        </w:numPr>
+        <w:rPr>
+          <w:rFonts w:ascii="Liberation Serif" w:hAnsi="Liberation Serif"/>
+        </w:rPr>
+      </w:pPr>
+      <w:r>
+        <w:rPr>
+          <w:rFonts w:ascii="Liberation Serif" w:hAnsi="Liberation Serif"/>
+        </w:rPr>
+        <w:t xml:space="preserve">La ruta puede contener parámetros de búsqueda, como </w:t>
+      </w:r>
+      <w:r>
+        <w:rPr>
+          <w:rFonts w:ascii="Liberation Serif" w:hAnsi="Liberation Serif"/>
+        </w:rPr>
+        <w:t>nombre</w:t>
+      </w:r>
+      <w:r>
+        <w:rPr>
+          <w:rFonts w:ascii="Liberation Serif" w:hAnsi="Liberation Serif"/>
+        </w:rPr>
+        <w:t xml:space="preserve">, </w:t>
+      </w:r>
+      <w:r>
+        <w:rPr>
+          <w:rFonts w:ascii="Liberation Serif" w:hAnsi="Liberation Serif"/>
+        </w:rPr>
+        <w:t>descripción</w:t>
+      </w:r>
+      <w:r>
+        <w:rPr>
+          <w:rFonts w:ascii="Liberation Serif" w:hAnsi="Liberation Serif"/>
+        </w:rPr>
+        <w:t>, etc.</w:t>
+      </w:r>
+    </w:p>
+    <w:p>
+      <w:pPr>
+        <w:pStyle w:val="BodyText"/>
+        <w:numPr>
+          <w:ilvl w:val="0"/>
+          <w:numId w:val="9"/>
+        </w:numPr>
+        <w:rPr>
+          <w:rFonts w:ascii="Liberation Serif" w:hAnsi="Liberation Serif"/>
+        </w:rPr>
+      </w:pPr>
+      <w:r>
+        <w:rPr>
+          <w:rFonts w:ascii="Liberation Serif" w:hAnsi="Liberation Serif"/>
+        </w:rPr>
+        <w:t>L</w:t>
+      </w:r>
+      <w:r>
+        <w:rPr>
+          <w:rFonts w:ascii="Liberation Serif" w:hAnsi="Liberation Serif"/>
+        </w:rPr>
+        <w:t>os eventos</w:t>
+      </w:r>
+      <w:r>
+        <w:rPr>
+          <w:rFonts w:ascii="Liberation Serif" w:hAnsi="Liberation Serif"/>
+        </w:rPr>
+        <w:t xml:space="preserve"> encontrad</w:t>
+      </w:r>
+      <w:r>
+        <w:rPr>
+          <w:rFonts w:ascii="Liberation Serif" w:hAnsi="Liberation Serif"/>
+        </w:rPr>
+        <w:t>o</w:t>
+      </w:r>
+      <w:r>
+        <w:rPr>
+          <w:rFonts w:ascii="Liberation Serif" w:hAnsi="Liberation Serif"/>
+        </w:rPr>
+        <w:t xml:space="preserve">s se devolverán ordenados </w:t>
+      </w:r>
+      <w:r>
+        <w:rPr>
+          <w:rFonts w:ascii="Liberation Serif" w:hAnsi="Liberation Serif"/>
+        </w:rPr>
+        <w:t>según su fecha de fin, siendo el primer evento en la lista el que menos tiempo le quede para finalizar.</w:t>
+      </w:r>
+    </w:p>
+    <w:p>
+      <w:pPr>
+        <w:pStyle w:val="BodyText"/>
+        <w:numPr>
+          <w:ilvl w:val="0"/>
+          <w:numId w:val="9"/>
+        </w:numPr>
+        <w:rPr>
+          <w:rFonts w:ascii="Liberation Serif" w:hAnsi="Liberation Serif"/>
+        </w:rPr>
+      </w:pPr>
+      <w:r>
+        <w:rPr>
+          <w:rFonts w:ascii="Liberation Serif" w:hAnsi="Liberation Serif"/>
+        </w:rPr>
+        <w:t>Posibles respuestas:</w:t>
+      </w:r>
+    </w:p>
+    <w:p>
+      <w:pPr>
+        <w:pStyle w:val="BodyText"/>
+        <w:numPr>
+          <w:ilvl w:val="1"/>
+          <w:numId w:val="9"/>
+        </w:numPr>
+        <w:rPr>
+          <w:rFonts w:ascii="Liberation Serif" w:hAnsi="Liberation Serif"/>
+        </w:rPr>
+      </w:pPr>
+      <w:r>
+        <w:rPr>
+          <w:rFonts w:ascii="Liberation Serif" w:hAnsi="Liberation Serif"/>
+        </w:rPr>
+        <w:t>Éxito: código 200. El cuerpo contendrá la colección de las notas encontrados.</w:t>
+      </w:r>
+    </w:p>
+    <w:p>
+      <w:pPr>
+        <w:pStyle w:val="BodyText"/>
+        <w:rPr>
+          <w:rFonts w:ascii="Liberation Serif" w:hAnsi="Liberation Serif"/>
+          <w:i/>
+          <w:i/>
+          <w:iCs/>
+          <w:u w:val="single"/>
+        </w:rPr>
+      </w:pPr>
+      <w:r>
+        <w:rPr>
+          <w:rFonts w:ascii="Liberation Serif" w:hAnsi="Liberation Serif"/>
+          <w:i/>
+          <w:iCs/>
+          <w:u w:val="single"/>
+        </w:rPr>
+        <w:t xml:space="preserve">Modificación de un </w:t>
+      </w:r>
+      <w:r>
+        <w:rPr>
+          <w:rFonts w:ascii="Liberation Serif" w:hAnsi="Liberation Serif"/>
+          <w:i/>
+          <w:iCs/>
+          <w:u w:val="single"/>
+        </w:rPr>
+        <w:t>evento</w:t>
+      </w:r>
+    </w:p>
+    <w:p>
+      <w:pPr>
+        <w:pStyle w:val="BodyText"/>
+        <w:numPr>
+          <w:ilvl w:val="0"/>
+          <w:numId w:val="10"/>
+        </w:numPr>
+        <w:rPr>
+          <w:rFonts w:ascii="Liberation Serif" w:hAnsi="Liberation Serif"/>
+        </w:rPr>
+      </w:pPr>
+      <w:r>
+        <w:rPr>
+          <w:rFonts w:ascii="Liberation Serif" w:hAnsi="Liberation Serif"/>
+        </w:rPr>
+        <w:t>Método PUT sobre un recurso "</w:t>
+      </w:r>
+      <w:r>
+        <w:rPr>
+          <w:rFonts w:ascii="Liberation Serif" w:hAnsi="Liberation Serif"/>
+        </w:rPr>
+        <w:t>evento</w:t>
+      </w:r>
+      <w:r>
+        <w:rPr>
+          <w:rFonts w:ascii="Liberation Serif" w:hAnsi="Liberation Serif"/>
+        </w:rPr>
+        <w:t>".</w:t>
+      </w:r>
+    </w:p>
+    <w:p>
+      <w:pPr>
+        <w:pStyle w:val="BodyText"/>
+        <w:numPr>
+          <w:ilvl w:val="0"/>
+          <w:numId w:val="10"/>
+        </w:numPr>
+        <w:rPr>
+          <w:rFonts w:ascii="Liberation Serif" w:hAnsi="Liberation Serif"/>
+        </w:rPr>
+      </w:pPr>
+      <w:r>
+        <w:rPr>
+          <w:rFonts w:ascii="Liberation Serif" w:hAnsi="Liberation Serif"/>
+        </w:rPr>
+        <w:t>El cuerpo de la petición contendrá los datos actualizados de</w:t>
+      </w:r>
+      <w:r>
+        <w:rPr>
+          <w:rFonts w:ascii="Liberation Serif" w:hAnsi="Liberation Serif"/>
+        </w:rPr>
+        <w:t>l evento</w:t>
+      </w:r>
+      <w:r>
+        <w:rPr>
+          <w:rFonts w:ascii="Liberation Serif" w:hAnsi="Liberation Serif"/>
+        </w:rPr>
+        <w:t>.</w:t>
+      </w:r>
+    </w:p>
+    <w:p>
+      <w:pPr>
+        <w:pStyle w:val="BodyText"/>
+        <w:numPr>
+          <w:ilvl w:val="0"/>
+          <w:numId w:val="10"/>
+        </w:numPr>
+        <w:rPr>
+          <w:rFonts w:ascii="Liberation Serif" w:hAnsi="Liberation Serif"/>
+        </w:rPr>
+      </w:pPr>
+      <w:r>
+        <w:rPr>
+          <w:rFonts w:ascii="Liberation Serif" w:hAnsi="Liberation Serif"/>
+        </w:rPr>
+        <w:t>Posibles respuestas:</w:t>
+      </w:r>
+    </w:p>
+    <w:p>
+      <w:pPr>
+        <w:pStyle w:val="BodyText"/>
+        <w:numPr>
+          <w:ilvl w:val="1"/>
+          <w:numId w:val="10"/>
+        </w:numPr>
+        <w:rPr>
+          <w:rFonts w:ascii="Liberation Serif" w:hAnsi="Liberation Serif"/>
+        </w:rPr>
+      </w:pPr>
+      <w:r>
+        <w:rPr>
+          <w:rFonts w:ascii="Liberation Serif" w:hAnsi="Liberation Serif"/>
+        </w:rPr>
+        <w:t>Éxito: código 200.</w:t>
+      </w:r>
+    </w:p>
+    <w:p>
+      <w:pPr>
+        <w:pStyle w:val="BodyText"/>
+        <w:rPr>
+          <w:rFonts w:ascii="Liberation Serif" w:hAnsi="Liberation Serif"/>
+          <w:i/>
+          <w:i/>
+          <w:iCs/>
+          <w:u w:val="single"/>
+        </w:rPr>
+      </w:pPr>
+      <w:r>
+        <w:rPr>
+          <w:rFonts w:ascii="Liberation Serif" w:hAnsi="Liberation Serif"/>
+          <w:i/>
+          <w:iCs/>
+          <w:u w:val="single"/>
+        </w:rPr>
+        <w:t>Borrado</w:t>
+      </w:r>
+      <w:r>
+        <w:rPr>
+          <w:rFonts w:ascii="Liberation Serif" w:hAnsi="Liberation Serif"/>
+          <w:i/>
+          <w:iCs/>
+          <w:u w:val="single"/>
+        </w:rPr>
+        <w:t xml:space="preserve"> de un </w:t>
+      </w:r>
+      <w:r>
+        <w:rPr>
+          <w:rFonts w:ascii="Liberation Serif" w:hAnsi="Liberation Serif"/>
+          <w:i/>
+          <w:iCs/>
+          <w:u w:val="single"/>
+        </w:rPr>
+        <w:t>evento</w:t>
+      </w:r>
+    </w:p>
+    <w:p>
+      <w:pPr>
+        <w:pStyle w:val="BodyText"/>
+        <w:numPr>
+          <w:ilvl w:val="0"/>
+          <w:numId w:val="7"/>
+        </w:numPr>
+        <w:rPr>
+          <w:rFonts w:ascii="Liberation Serif" w:hAnsi="Liberation Serif"/>
+        </w:rPr>
+      </w:pPr>
+      <w:r>
+        <w:rPr>
+          <w:rFonts w:ascii="Liberation Serif" w:hAnsi="Liberation Serif"/>
+        </w:rPr>
+        <w:t>Método PUT sobre un recurso "</w:t>
+      </w:r>
+      <w:r>
+        <w:rPr>
+          <w:rFonts w:ascii="Liberation Serif" w:hAnsi="Liberation Serif"/>
+        </w:rPr>
+        <w:t>evento</w:t>
+      </w:r>
+      <w:r>
+        <w:rPr>
+          <w:rFonts w:ascii="Liberation Serif" w:hAnsi="Liberation Serif"/>
+        </w:rPr>
+        <w:t>".</w:t>
+      </w:r>
+    </w:p>
+    <w:p>
+      <w:pPr>
+        <w:pStyle w:val="BodyText"/>
+        <w:numPr>
+          <w:ilvl w:val="0"/>
+          <w:numId w:val="7"/>
+        </w:numPr>
+        <w:rPr>
+          <w:rFonts w:ascii="Liberation Serif" w:hAnsi="Liberation Serif"/>
+        </w:rPr>
+      </w:pPr>
+      <w:r>
+        <w:rPr>
+          <w:rFonts w:ascii="Liberation Serif" w:hAnsi="Liberation Serif"/>
+        </w:rPr>
+        <w:t>El cuerpo de la petición contendrá los datos de</w:t>
+      </w:r>
+      <w:r>
+        <w:rPr>
+          <w:rFonts w:ascii="Liberation Serif" w:hAnsi="Liberation Serif"/>
+        </w:rPr>
+        <w:t>l evento</w:t>
+      </w:r>
+      <w:r>
+        <w:rPr>
+          <w:rFonts w:ascii="Liberation Serif" w:hAnsi="Liberation Serif"/>
+        </w:rPr>
+        <w:t>.</w:t>
+      </w:r>
+    </w:p>
+    <w:p>
+      <w:pPr>
+        <w:pStyle w:val="BodyText"/>
+        <w:numPr>
+          <w:ilvl w:val="0"/>
+          <w:numId w:val="7"/>
+        </w:numPr>
+        <w:rPr>
+          <w:rFonts w:ascii="Liberation Serif" w:hAnsi="Liberation Serif"/>
+        </w:rPr>
+      </w:pPr>
+      <w:r>
+        <w:rPr>
+          <w:rFonts w:ascii="Liberation Serif" w:hAnsi="Liberation Serif"/>
+        </w:rPr>
+        <w:t>Posibles respuestas:</w:t>
+      </w:r>
+    </w:p>
+    <w:p>
+      <w:pPr>
+        <w:pStyle w:val="BodyText"/>
+        <w:numPr>
+          <w:ilvl w:val="1"/>
+          <w:numId w:val="7"/>
+        </w:numPr>
+        <w:spacing w:before="0" w:after="140"/>
+        <w:rPr>
+          <w:rFonts w:ascii="Liberation Serif" w:hAnsi="Liberation Serif"/>
+        </w:rPr>
+      </w:pPr>
+      <w:r>
+        <w:rPr>
+          <w:rFonts w:ascii="Liberation Serif" w:hAnsi="Liberation Serif"/>
+        </w:rPr>
+        <w:t>Éxito: código 20</w:t>
+      </w:r>
+      <w:r>
+        <w:rPr>
+          <w:rFonts w:ascii="Liberation Serif" w:hAnsi="Liberation Serif"/>
+        </w:rPr>
+        <w:t>4</w:t>
+      </w:r>
+      <w:r>
+        <w:rPr>
+          <w:rFonts w:ascii="Liberation Serif" w:hAnsi="Liberation Serif"/>
+        </w:rPr>
+        <w:t>.</w:t>
       </w:r>
     </w:p>
     <w:sectPr>
@@ -1403,7 +3256,6 @@
         </w:tabs>
         <w:ind w:start="0" w:hanging="0"/>
       </w:pPr>
-      <w:rPr/>
     </w:lvl>
     <w:lvl w:ilvl="1">
       <w:start w:val="1"/>
@@ -1417,7 +3269,6 @@
         </w:tabs>
         <w:ind w:start="0" w:hanging="0"/>
       </w:pPr>
-      <w:rPr/>
     </w:lvl>
     <w:lvl w:ilvl="2">
       <w:start w:val="1"/>
@@ -1431,10 +3282,10 @@
         </w:tabs>
         <w:ind w:start="0" w:hanging="0"/>
       </w:pPr>
-      <w:rPr/>
     </w:lvl>
     <w:lvl w:ilvl="3">
       <w:start w:val="1"/>
+      <w:pStyle w:val="Heading4"/>
       <w:numFmt w:val="none"/>
       <w:suff w:val="nothing"/>
       <w:lvlText w:val=""/>
@@ -1445,7 +3296,6 @@
         </w:tabs>
         <w:ind w:start="0" w:hanging="0"/>
       </w:pPr>
-      <w:rPr/>
     </w:lvl>
     <w:lvl w:ilvl="4">
       <w:start w:val="1"/>
@@ -1459,7 +3309,6 @@
         </w:tabs>
         <w:ind w:start="0" w:hanging="0"/>
       </w:pPr>
-      <w:rPr/>
     </w:lvl>
     <w:lvl w:ilvl="5">
       <w:start w:val="1"/>
@@ -1473,7 +3322,6 @@
         </w:tabs>
         <w:ind w:start="0" w:hanging="0"/>
       </w:pPr>
-      <w:rPr/>
     </w:lvl>
     <w:lvl w:ilvl="6">
       <w:start w:val="1"/>
@@ -1487,7 +3335,6 @@
         </w:tabs>
         <w:ind w:start="0" w:hanging="0"/>
       </w:pPr>
-      <w:rPr/>
     </w:lvl>
     <w:lvl w:ilvl="7">
       <w:start w:val="1"/>
@@ -1501,7 +3348,6 @@
         </w:tabs>
         <w:ind w:start="0" w:hanging="0"/>
       </w:pPr>
-      <w:rPr/>
     </w:lvl>
     <w:lvl w:ilvl="8">
       <w:start w:val="1"/>
@@ -1515,124 +3361,132 @@
         </w:tabs>
         <w:ind w:start="0" w:hanging="0"/>
       </w:pPr>
-      <w:rPr/>
     </w:lvl>
   </w:abstractNum>
   <w:abstractNum w:abstractNumId="2">
     <w:lvl w:ilvl="0">
       <w:start w:val="1"/>
-      <w:numFmt w:val="decimal"/>
-      <w:lvlText w:val="O%1."/>
-      <w:lvlJc w:val="start"/>
-      <w:pPr>
-        <w:tabs>
-          <w:tab w:val="num" w:pos="720"/>
-        </w:tabs>
-        <w:ind w:start="720" w:hanging="360"/>
+      <w:numFmt w:val="none"/>
+      <w:suff w:val="nothing"/>
+      <w:lvlText w:val=""/>
+      <w:lvlJc w:val="start"/>
+      <w:pPr>
+        <w:tabs>
+          <w:tab w:val="num" w:pos="0"/>
+        </w:tabs>
+        <w:ind w:start="0" w:hanging="0"/>
       </w:pPr>
       <w:rPr/>
     </w:lvl>
     <w:lvl w:ilvl="1">
       <w:start w:val="1"/>
-      <w:numFmt w:val="decimal"/>
-      <w:lvlText w:val="%2."/>
-      <w:lvlJc w:val="start"/>
-      <w:pPr>
-        <w:tabs>
-          <w:tab w:val="num" w:pos="1080"/>
-        </w:tabs>
-        <w:ind w:start="1080" w:hanging="360"/>
+      <w:numFmt w:val="none"/>
+      <w:suff w:val="nothing"/>
+      <w:lvlText w:val=""/>
+      <w:lvlJc w:val="start"/>
+      <w:pPr>
+        <w:tabs>
+          <w:tab w:val="num" w:pos="0"/>
+        </w:tabs>
+        <w:ind w:start="0" w:hanging="0"/>
       </w:pPr>
       <w:rPr/>
     </w:lvl>
     <w:lvl w:ilvl="2">
       <w:start w:val="1"/>
-      <w:numFmt w:val="decimal"/>
-      <w:lvlText w:val="%3."/>
-      <w:lvlJc w:val="start"/>
-      <w:pPr>
-        <w:tabs>
-          <w:tab w:val="num" w:pos="1440"/>
-        </w:tabs>
-        <w:ind w:start="1440" w:hanging="360"/>
+      <w:numFmt w:val="none"/>
+      <w:suff w:val="nothing"/>
+      <w:lvlText w:val=""/>
+      <w:lvlJc w:val="start"/>
+      <w:pPr>
+        <w:tabs>
+          <w:tab w:val="num" w:pos="0"/>
+        </w:tabs>
+        <w:ind w:start="0" w:hanging="0"/>
       </w:pPr>
       <w:rPr/>
     </w:lvl>
     <w:lvl w:ilvl="3">
       <w:start w:val="1"/>
-      <w:numFmt w:val="decimal"/>
-      <w:lvlText w:val="%4."/>
-      <w:lvlJc w:val="start"/>
-      <w:pPr>
-        <w:tabs>
-          <w:tab w:val="num" w:pos="1800"/>
-        </w:tabs>
-        <w:ind w:start="1800" w:hanging="360"/>
+      <w:numFmt w:val="none"/>
+      <w:suff w:val="nothing"/>
+      <w:lvlText w:val=""/>
+      <w:lvlJc w:val="start"/>
+      <w:pPr>
+        <w:tabs>
+          <w:tab w:val="num" w:pos="0"/>
+        </w:tabs>
+        <w:ind w:start="0" w:hanging="0"/>
       </w:pPr>
       <w:rPr/>
     </w:lvl>
     <w:lvl w:ilvl="4">
       <w:start w:val="1"/>
-      <w:numFmt w:val="decimal"/>
-      <w:lvlText w:val="%5."/>
-      <w:lvlJc w:val="start"/>
-      <w:pPr>
-        <w:tabs>
-          <w:tab w:val="num" w:pos="2160"/>
-        </w:tabs>
-        <w:ind w:start="2160" w:hanging="360"/>
+      <w:numFmt w:val="none"/>
+      <w:suff w:val="nothing"/>
+      <w:lvlText w:val=""/>
+      <w:lvlJc w:val="start"/>
+      <w:pPr>
+        <w:tabs>
+          <w:tab w:val="num" w:pos="0"/>
+        </w:tabs>
+        <w:ind w:start="0" w:hanging="0"/>
       </w:pPr>
       <w:rPr/>
     </w:lvl>
     <w:lvl w:ilvl="5">
       <w:start w:val="1"/>
-      <w:numFmt w:val="decimal"/>
-      <w:lvlText w:val="%6."/>
-      <w:lvlJc w:val="start"/>
-      <w:pPr>
-        <w:tabs>
-          <w:tab w:val="num" w:pos="2520"/>
-        </w:tabs>
-        <w:ind w:start="2520" w:hanging="360"/>
+      <w:numFmt w:val="none"/>
+      <w:suff w:val="nothing"/>
+      <w:lvlText w:val=""/>
+      <w:lvlJc w:val="start"/>
+      <w:pPr>
+        <w:tabs>
+          <w:tab w:val="num" w:pos="0"/>
+        </w:tabs>
+        <w:ind w:start="0" w:hanging="0"/>
       </w:pPr>
       <w:rPr/>
     </w:lvl>
     <w:lvl w:ilvl="6">
       <w:start w:val="1"/>
-      <w:numFmt w:val="decimal"/>
-      <w:lvlText w:val="%7."/>
-      <w:lvlJc w:val="start"/>
-      <w:pPr>
-        <w:tabs>
-          <w:tab w:val="num" w:pos="2880"/>
-        </w:tabs>
-        <w:ind w:start="2880" w:hanging="360"/>
+      <w:numFmt w:val="none"/>
+      <w:suff w:val="nothing"/>
+      <w:lvlText w:val=""/>
+      <w:lvlJc w:val="start"/>
+      <w:pPr>
+        <w:tabs>
+          <w:tab w:val="num" w:pos="0"/>
+        </w:tabs>
+        <w:ind w:start="0" w:hanging="0"/>
       </w:pPr>
       <w:rPr/>
     </w:lvl>
     <w:lvl w:ilvl="7">
       <w:start w:val="1"/>
-      <w:numFmt w:val="decimal"/>
-      <w:lvlText w:val="%8."/>
-      <w:lvlJc w:val="start"/>
-      <w:pPr>
-        <w:tabs>
-          <w:tab w:val="num" w:pos="3240"/>
-        </w:tabs>
-        <w:ind w:start="3240" w:hanging="360"/>
+      <w:numFmt w:val="none"/>
+      <w:suff w:val="nothing"/>
+      <w:lvlText w:val=""/>
+      <w:lvlJc w:val="start"/>
+      <w:pPr>
+        <w:tabs>
+          <w:tab w:val="num" w:pos="0"/>
+        </w:tabs>
+        <w:ind w:start="0" w:hanging="0"/>
       </w:pPr>
       <w:rPr/>
     </w:lvl>
     <w:lvl w:ilvl="8">
       <w:start w:val="1"/>
-      <w:numFmt w:val="decimal"/>
-      <w:lvlText w:val="%9."/>
-      <w:lvlJc w:val="start"/>
-      <w:pPr>
-        <w:tabs>
-          <w:tab w:val="num" w:pos="3600"/>
-        </w:tabs>
-        <w:ind w:start="3600" w:hanging="360"/>
+      <w:numFmt w:val="none"/>
+      <w:suff w:val="nothing"/>
+      <w:lvlText w:val=""/>
+      <w:lvlJc w:val="start"/>
+      <w:pPr>
+        <w:tabs>
+          <w:tab w:val="num" w:pos="0"/>
+        </w:tabs>
+        <w:ind w:start="0" w:hanging="0"/>
       </w:pPr>
       <w:rPr/>
     </w:lvl>
@@ -1640,120 +3494,1079 @@
   <w:abstractNum w:abstractNumId="3">
     <w:lvl w:ilvl="0">
       <w:start w:val="1"/>
-      <w:numFmt w:val="none"/>
-      <w:suff w:val="nothing"/>
-      <w:lvlText w:val=""/>
-      <w:lvlJc w:val="start"/>
-      <w:pPr>
-        <w:tabs>
-          <w:tab w:val="num" w:pos="0"/>
-        </w:tabs>
-        <w:ind w:start="0" w:hanging="0"/>
-      </w:pPr>
+      <w:numFmt w:val="decimal"/>
+      <w:lvlText w:val="O%1."/>
+      <w:lvlJc w:val="start"/>
+      <w:pPr>
+        <w:tabs>
+          <w:tab w:val="num" w:pos="720"/>
+        </w:tabs>
+        <w:ind w:start="720" w:hanging="360"/>
+      </w:pPr>
+      <w:rPr/>
     </w:lvl>
     <w:lvl w:ilvl="1">
       <w:start w:val="1"/>
-      <w:numFmt w:val="none"/>
-      <w:suff w:val="nothing"/>
-      <w:lvlText w:val=""/>
-      <w:lvlJc w:val="start"/>
-      <w:pPr>
-        <w:tabs>
-          <w:tab w:val="num" w:pos="0"/>
-        </w:tabs>
-        <w:ind w:start="0" w:hanging="0"/>
-      </w:pPr>
+      <w:numFmt w:val="decimal"/>
+      <w:lvlText w:val="%2."/>
+      <w:lvlJc w:val="start"/>
+      <w:pPr>
+        <w:tabs>
+          <w:tab w:val="num" w:pos="1080"/>
+        </w:tabs>
+        <w:ind w:start="1080" w:hanging="360"/>
+      </w:pPr>
+      <w:rPr/>
     </w:lvl>
     <w:lvl w:ilvl="2">
       <w:start w:val="1"/>
-      <w:numFmt w:val="none"/>
-      <w:suff w:val="nothing"/>
-      <w:lvlText w:val=""/>
-      <w:lvlJc w:val="start"/>
-      <w:pPr>
-        <w:tabs>
-          <w:tab w:val="num" w:pos="0"/>
-        </w:tabs>
-        <w:ind w:start="0" w:hanging="0"/>
-      </w:pPr>
+      <w:numFmt w:val="decimal"/>
+      <w:lvlText w:val="%3."/>
+      <w:lvlJc w:val="start"/>
+      <w:pPr>
+        <w:tabs>
+          <w:tab w:val="num" w:pos="1440"/>
+        </w:tabs>
+        <w:ind w:start="1440" w:hanging="360"/>
+      </w:pPr>
+      <w:rPr/>
     </w:lvl>
     <w:lvl w:ilvl="3">
       <w:start w:val="1"/>
-      <w:numFmt w:val="none"/>
-      <w:suff w:val="nothing"/>
-      <w:lvlText w:val=""/>
-      <w:lvlJc w:val="start"/>
-      <w:pPr>
-        <w:tabs>
-          <w:tab w:val="num" w:pos="0"/>
-        </w:tabs>
-        <w:ind w:start="0" w:hanging="0"/>
-      </w:pPr>
+      <w:numFmt w:val="decimal"/>
+      <w:lvlText w:val="%4."/>
+      <w:lvlJc w:val="start"/>
+      <w:pPr>
+        <w:tabs>
+          <w:tab w:val="num" w:pos="1800"/>
+        </w:tabs>
+        <w:ind w:start="1800" w:hanging="360"/>
+      </w:pPr>
+      <w:rPr/>
     </w:lvl>
     <w:lvl w:ilvl="4">
       <w:start w:val="1"/>
-      <w:numFmt w:val="none"/>
-      <w:suff w:val="nothing"/>
-      <w:lvlText w:val=""/>
-      <w:lvlJc w:val="start"/>
-      <w:pPr>
-        <w:tabs>
-          <w:tab w:val="num" w:pos="0"/>
-        </w:tabs>
-        <w:ind w:start="0" w:hanging="0"/>
-      </w:pPr>
+      <w:numFmt w:val="decimal"/>
+      <w:lvlText w:val="%5."/>
+      <w:lvlJc w:val="start"/>
+      <w:pPr>
+        <w:tabs>
+          <w:tab w:val="num" w:pos="2160"/>
+        </w:tabs>
+        <w:ind w:start="2160" w:hanging="360"/>
+      </w:pPr>
+      <w:rPr/>
     </w:lvl>
     <w:lvl w:ilvl="5">
       <w:start w:val="1"/>
-      <w:numFmt w:val="none"/>
-      <w:suff w:val="nothing"/>
-      <w:lvlText w:val=""/>
-      <w:lvlJc w:val="start"/>
-      <w:pPr>
-        <w:tabs>
-          <w:tab w:val="num" w:pos="0"/>
-        </w:tabs>
-        <w:ind w:start="0" w:hanging="0"/>
-      </w:pPr>
+      <w:numFmt w:val="decimal"/>
+      <w:lvlText w:val="%6."/>
+      <w:lvlJc w:val="start"/>
+      <w:pPr>
+        <w:tabs>
+          <w:tab w:val="num" w:pos="2520"/>
+        </w:tabs>
+        <w:ind w:start="2520" w:hanging="360"/>
+      </w:pPr>
+      <w:rPr/>
     </w:lvl>
     <w:lvl w:ilvl="6">
       <w:start w:val="1"/>
-      <w:numFmt w:val="none"/>
-      <w:suff w:val="nothing"/>
-      <w:lvlText w:val=""/>
-      <w:lvlJc w:val="start"/>
-      <w:pPr>
-        <w:tabs>
-          <w:tab w:val="num" w:pos="0"/>
-        </w:tabs>
-        <w:ind w:start="0" w:hanging="0"/>
-      </w:pPr>
+      <w:numFmt w:val="decimal"/>
+      <w:lvlText w:val="%7."/>
+      <w:lvlJc w:val="start"/>
+      <w:pPr>
+        <w:tabs>
+          <w:tab w:val="num" w:pos="2880"/>
+        </w:tabs>
+        <w:ind w:start="2880" w:hanging="360"/>
+      </w:pPr>
+      <w:rPr/>
     </w:lvl>
     <w:lvl w:ilvl="7">
       <w:start w:val="1"/>
-      <w:numFmt w:val="none"/>
-      <w:suff w:val="nothing"/>
-      <w:lvlText w:val=""/>
-      <w:lvlJc w:val="start"/>
-      <w:pPr>
-        <w:tabs>
-          <w:tab w:val="num" w:pos="0"/>
-        </w:tabs>
-        <w:ind w:start="0" w:hanging="0"/>
-      </w:pPr>
+      <w:numFmt w:val="decimal"/>
+      <w:lvlText w:val="%8."/>
+      <w:lvlJc w:val="start"/>
+      <w:pPr>
+        <w:tabs>
+          <w:tab w:val="num" w:pos="3240"/>
+        </w:tabs>
+        <w:ind w:start="3240" w:hanging="360"/>
+      </w:pPr>
+      <w:rPr/>
     </w:lvl>
     <w:lvl w:ilvl="8">
       <w:start w:val="1"/>
-      <w:numFmt w:val="none"/>
-      <w:suff w:val="nothing"/>
-      <w:lvlText w:val=""/>
-      <w:lvlJc w:val="start"/>
-      <w:pPr>
-        <w:tabs>
-          <w:tab w:val="num" w:pos="0"/>
-        </w:tabs>
-        <w:ind w:start="0" w:hanging="0"/>
-      </w:pPr>
+      <w:numFmt w:val="decimal"/>
+      <w:lvlText w:val="%9."/>
+      <w:lvlJc w:val="start"/>
+      <w:pPr>
+        <w:tabs>
+          <w:tab w:val="num" w:pos="3600"/>
+        </w:tabs>
+        <w:ind w:start="3600" w:hanging="360"/>
+      </w:pPr>
+      <w:rPr/>
+    </w:lvl>
+  </w:abstractNum>
+  <w:abstractNum w:abstractNumId="4">
+    <w:lvl w:ilvl="0">
+      <w:start w:val="1"/>
+      <w:numFmt w:val="bullet"/>
+      <w:lvlText w:val=""/>
+      <w:lvlJc w:val="start"/>
+      <w:pPr>
+        <w:tabs>
+          <w:tab w:val="num" w:pos="720"/>
+        </w:tabs>
+        <w:ind w:start="720" w:hanging="360"/>
+      </w:pPr>
+      <w:rPr>
+        <w:rFonts w:ascii="Symbol" w:hAnsi="Symbol" w:cs="Symbol" w:hint="default"/>
+      </w:rPr>
+    </w:lvl>
+    <w:lvl w:ilvl="1">
+      <w:start w:val="1"/>
+      <w:numFmt w:val="bullet"/>
+      <w:lvlText w:val="◦"/>
+      <w:lvlJc w:val="start"/>
+      <w:pPr>
+        <w:tabs>
+          <w:tab w:val="num" w:pos="1080"/>
+        </w:tabs>
+        <w:ind w:start="1080" w:hanging="360"/>
+      </w:pPr>
+      <w:rPr>
+        <w:rFonts w:ascii="OpenSymbol" w:hAnsi="OpenSymbol" w:cs="OpenSymbol" w:hint="default"/>
+      </w:rPr>
+    </w:lvl>
+    <w:lvl w:ilvl="2">
+      <w:start w:val="1"/>
+      <w:numFmt w:val="bullet"/>
+      <w:lvlText w:val="▪"/>
+      <w:lvlJc w:val="start"/>
+      <w:pPr>
+        <w:tabs>
+          <w:tab w:val="num" w:pos="1440"/>
+        </w:tabs>
+        <w:ind w:start="1440" w:hanging="360"/>
+      </w:pPr>
+      <w:rPr>
+        <w:rFonts w:ascii="OpenSymbol" w:hAnsi="OpenSymbol" w:cs="OpenSymbol" w:hint="default"/>
+      </w:rPr>
+    </w:lvl>
+    <w:lvl w:ilvl="3">
+      <w:start w:val="1"/>
+      <w:numFmt w:val="bullet"/>
+      <w:lvlText w:val=""/>
+      <w:lvlJc w:val="start"/>
+      <w:pPr>
+        <w:tabs>
+          <w:tab w:val="num" w:pos="1800"/>
+        </w:tabs>
+        <w:ind w:start="1800" w:hanging="360"/>
+      </w:pPr>
+      <w:rPr>
+        <w:rFonts w:ascii="Symbol" w:hAnsi="Symbol" w:cs="Symbol" w:hint="default"/>
+      </w:rPr>
+    </w:lvl>
+    <w:lvl w:ilvl="4">
+      <w:start w:val="1"/>
+      <w:numFmt w:val="bullet"/>
+      <w:lvlText w:val="◦"/>
+      <w:lvlJc w:val="start"/>
+      <w:pPr>
+        <w:tabs>
+          <w:tab w:val="num" w:pos="2160"/>
+        </w:tabs>
+        <w:ind w:start="2160" w:hanging="360"/>
+      </w:pPr>
+      <w:rPr>
+        <w:rFonts w:ascii="OpenSymbol" w:hAnsi="OpenSymbol" w:cs="OpenSymbol" w:hint="default"/>
+      </w:rPr>
+    </w:lvl>
+    <w:lvl w:ilvl="5">
+      <w:start w:val="1"/>
+      <w:numFmt w:val="bullet"/>
+      <w:lvlText w:val="▪"/>
+      <w:lvlJc w:val="start"/>
+      <w:pPr>
+        <w:tabs>
+          <w:tab w:val="num" w:pos="2520"/>
+        </w:tabs>
+        <w:ind w:start="2520" w:hanging="360"/>
+      </w:pPr>
+      <w:rPr>
+        <w:rFonts w:ascii="OpenSymbol" w:hAnsi="OpenSymbol" w:cs="OpenSymbol" w:hint="default"/>
+      </w:rPr>
+    </w:lvl>
+    <w:lvl w:ilvl="6">
+      <w:start w:val="1"/>
+      <w:numFmt w:val="bullet"/>
+      <w:lvlText w:val=""/>
+      <w:lvlJc w:val="start"/>
+      <w:pPr>
+        <w:tabs>
+          <w:tab w:val="num" w:pos="2880"/>
+        </w:tabs>
+        <w:ind w:start="2880" w:hanging="360"/>
+      </w:pPr>
+      <w:rPr>
+        <w:rFonts w:ascii="Symbol" w:hAnsi="Symbol" w:cs="Symbol" w:hint="default"/>
+      </w:rPr>
+    </w:lvl>
+    <w:lvl w:ilvl="7">
+      <w:start w:val="1"/>
+      <w:numFmt w:val="bullet"/>
+      <w:lvlText w:val="◦"/>
+      <w:lvlJc w:val="start"/>
+      <w:pPr>
+        <w:tabs>
+          <w:tab w:val="num" w:pos="3240"/>
+        </w:tabs>
+        <w:ind w:start="3240" w:hanging="360"/>
+      </w:pPr>
+      <w:rPr>
+        <w:rFonts w:ascii="OpenSymbol" w:hAnsi="OpenSymbol" w:cs="OpenSymbol" w:hint="default"/>
+      </w:rPr>
+    </w:lvl>
+    <w:lvl w:ilvl="8">
+      <w:start w:val="1"/>
+      <w:numFmt w:val="bullet"/>
+      <w:lvlText w:val="▪"/>
+      <w:lvlJc w:val="start"/>
+      <w:pPr>
+        <w:tabs>
+          <w:tab w:val="num" w:pos="3600"/>
+        </w:tabs>
+        <w:ind w:start="3600" w:hanging="360"/>
+      </w:pPr>
+      <w:rPr>
+        <w:rFonts w:ascii="OpenSymbol" w:hAnsi="OpenSymbol" w:cs="OpenSymbol" w:hint="default"/>
+      </w:rPr>
+    </w:lvl>
+  </w:abstractNum>
+  <w:abstractNum w:abstractNumId="5">
+    <w:lvl w:ilvl="0">
+      <w:start w:val="1"/>
+      <w:numFmt w:val="bullet"/>
+      <w:lvlText w:val=""/>
+      <w:lvlJc w:val="start"/>
+      <w:pPr>
+        <w:tabs>
+          <w:tab w:val="num" w:pos="720"/>
+        </w:tabs>
+        <w:ind w:start="720" w:hanging="360"/>
+      </w:pPr>
+      <w:rPr>
+        <w:rFonts w:ascii="Symbol" w:hAnsi="Symbol" w:cs="Symbol" w:hint="default"/>
+      </w:rPr>
+    </w:lvl>
+    <w:lvl w:ilvl="1">
+      <w:start w:val="1"/>
+      <w:numFmt w:val="bullet"/>
+      <w:lvlText w:val="◦"/>
+      <w:lvlJc w:val="start"/>
+      <w:pPr>
+        <w:tabs>
+          <w:tab w:val="num" w:pos="1080"/>
+        </w:tabs>
+        <w:ind w:start="1080" w:hanging="360"/>
+      </w:pPr>
+      <w:rPr>
+        <w:rFonts w:ascii="OpenSymbol" w:hAnsi="OpenSymbol" w:cs="OpenSymbol" w:hint="default"/>
+      </w:rPr>
+    </w:lvl>
+    <w:lvl w:ilvl="2">
+      <w:start w:val="1"/>
+      <w:numFmt w:val="bullet"/>
+      <w:lvlText w:val="▪"/>
+      <w:lvlJc w:val="start"/>
+      <w:pPr>
+        <w:tabs>
+          <w:tab w:val="num" w:pos="1440"/>
+        </w:tabs>
+        <w:ind w:start="1440" w:hanging="360"/>
+      </w:pPr>
+      <w:rPr>
+        <w:rFonts w:ascii="OpenSymbol" w:hAnsi="OpenSymbol" w:cs="OpenSymbol" w:hint="default"/>
+      </w:rPr>
+    </w:lvl>
+    <w:lvl w:ilvl="3">
+      <w:start w:val="1"/>
+      <w:numFmt w:val="bullet"/>
+      <w:lvlText w:val=""/>
+      <w:lvlJc w:val="start"/>
+      <w:pPr>
+        <w:tabs>
+          <w:tab w:val="num" w:pos="1800"/>
+        </w:tabs>
+        <w:ind w:start="1800" w:hanging="360"/>
+      </w:pPr>
+      <w:rPr>
+        <w:rFonts w:ascii="Symbol" w:hAnsi="Symbol" w:cs="Symbol" w:hint="default"/>
+      </w:rPr>
+    </w:lvl>
+    <w:lvl w:ilvl="4">
+      <w:start w:val="1"/>
+      <w:numFmt w:val="bullet"/>
+      <w:lvlText w:val="◦"/>
+      <w:lvlJc w:val="start"/>
+      <w:pPr>
+        <w:tabs>
+          <w:tab w:val="num" w:pos="2160"/>
+        </w:tabs>
+        <w:ind w:start="2160" w:hanging="360"/>
+      </w:pPr>
+      <w:rPr>
+        <w:rFonts w:ascii="OpenSymbol" w:hAnsi="OpenSymbol" w:cs="OpenSymbol" w:hint="default"/>
+      </w:rPr>
+    </w:lvl>
+    <w:lvl w:ilvl="5">
+      <w:start w:val="1"/>
+      <w:numFmt w:val="bullet"/>
+      <w:lvlText w:val="▪"/>
+      <w:lvlJc w:val="start"/>
+      <w:pPr>
+        <w:tabs>
+          <w:tab w:val="num" w:pos="2520"/>
+        </w:tabs>
+        <w:ind w:start="2520" w:hanging="360"/>
+      </w:pPr>
+      <w:rPr>
+        <w:rFonts w:ascii="OpenSymbol" w:hAnsi="OpenSymbol" w:cs="OpenSymbol" w:hint="default"/>
+      </w:rPr>
+    </w:lvl>
+    <w:lvl w:ilvl="6">
+      <w:start w:val="1"/>
+      <w:numFmt w:val="bullet"/>
+      <w:lvlText w:val=""/>
+      <w:lvlJc w:val="start"/>
+      <w:pPr>
+        <w:tabs>
+          <w:tab w:val="num" w:pos="2880"/>
+        </w:tabs>
+        <w:ind w:start="2880" w:hanging="360"/>
+      </w:pPr>
+      <w:rPr>
+        <w:rFonts w:ascii="Symbol" w:hAnsi="Symbol" w:cs="Symbol" w:hint="default"/>
+      </w:rPr>
+    </w:lvl>
+    <w:lvl w:ilvl="7">
+      <w:start w:val="1"/>
+      <w:numFmt w:val="bullet"/>
+      <w:lvlText w:val="◦"/>
+      <w:lvlJc w:val="start"/>
+      <w:pPr>
+        <w:tabs>
+          <w:tab w:val="num" w:pos="3240"/>
+        </w:tabs>
+        <w:ind w:start="3240" w:hanging="360"/>
+      </w:pPr>
+      <w:rPr>
+        <w:rFonts w:ascii="OpenSymbol" w:hAnsi="OpenSymbol" w:cs="OpenSymbol" w:hint="default"/>
+      </w:rPr>
+    </w:lvl>
+    <w:lvl w:ilvl="8">
+      <w:start w:val="1"/>
+      <w:numFmt w:val="bullet"/>
+      <w:lvlText w:val="▪"/>
+      <w:lvlJc w:val="start"/>
+      <w:pPr>
+        <w:tabs>
+          <w:tab w:val="num" w:pos="3600"/>
+        </w:tabs>
+        <w:ind w:start="3600" w:hanging="360"/>
+      </w:pPr>
+      <w:rPr>
+        <w:rFonts w:ascii="OpenSymbol" w:hAnsi="OpenSymbol" w:cs="OpenSymbol" w:hint="default"/>
+      </w:rPr>
+    </w:lvl>
+  </w:abstractNum>
+  <w:abstractNum w:abstractNumId="6">
+    <w:lvl w:ilvl="0">
+      <w:start w:val="1"/>
+      <w:numFmt w:val="bullet"/>
+      <w:lvlText w:val=""/>
+      <w:lvlJc w:val="start"/>
+      <w:pPr>
+        <w:tabs>
+          <w:tab w:val="num" w:pos="720"/>
+        </w:tabs>
+        <w:ind w:start="720" w:hanging="360"/>
+      </w:pPr>
+      <w:rPr>
+        <w:rFonts w:ascii="Symbol" w:hAnsi="Symbol" w:cs="Symbol" w:hint="default"/>
+      </w:rPr>
+    </w:lvl>
+    <w:lvl w:ilvl="1">
+      <w:start w:val="1"/>
+      <w:numFmt w:val="bullet"/>
+      <w:lvlText w:val="◦"/>
+      <w:lvlJc w:val="start"/>
+      <w:pPr>
+        <w:tabs>
+          <w:tab w:val="num" w:pos="1080"/>
+        </w:tabs>
+        <w:ind w:start="1080" w:hanging="360"/>
+      </w:pPr>
+      <w:rPr>
+        <w:rFonts w:ascii="OpenSymbol" w:hAnsi="OpenSymbol" w:cs="OpenSymbol" w:hint="default"/>
+      </w:rPr>
+    </w:lvl>
+    <w:lvl w:ilvl="2">
+      <w:start w:val="1"/>
+      <w:numFmt w:val="bullet"/>
+      <w:lvlText w:val="▪"/>
+      <w:lvlJc w:val="start"/>
+      <w:pPr>
+        <w:tabs>
+          <w:tab w:val="num" w:pos="1440"/>
+        </w:tabs>
+        <w:ind w:start="1440" w:hanging="360"/>
+      </w:pPr>
+      <w:rPr>
+        <w:rFonts w:ascii="OpenSymbol" w:hAnsi="OpenSymbol" w:cs="OpenSymbol" w:hint="default"/>
+      </w:rPr>
+    </w:lvl>
+    <w:lvl w:ilvl="3">
+      <w:start w:val="1"/>
+      <w:numFmt w:val="bullet"/>
+      <w:lvlText w:val=""/>
+      <w:lvlJc w:val="start"/>
+      <w:pPr>
+        <w:tabs>
+          <w:tab w:val="num" w:pos="1800"/>
+        </w:tabs>
+        <w:ind w:start="1800" w:hanging="360"/>
+      </w:pPr>
+      <w:rPr>
+        <w:rFonts w:ascii="Symbol" w:hAnsi="Symbol" w:cs="Symbol" w:hint="default"/>
+      </w:rPr>
+    </w:lvl>
+    <w:lvl w:ilvl="4">
+      <w:start w:val="1"/>
+      <w:numFmt w:val="bullet"/>
+      <w:lvlText w:val="◦"/>
+      <w:lvlJc w:val="start"/>
+      <w:pPr>
+        <w:tabs>
+          <w:tab w:val="num" w:pos="2160"/>
+        </w:tabs>
+        <w:ind w:start="2160" w:hanging="360"/>
+      </w:pPr>
+      <w:rPr>
+        <w:rFonts w:ascii="OpenSymbol" w:hAnsi="OpenSymbol" w:cs="OpenSymbol" w:hint="default"/>
+      </w:rPr>
+    </w:lvl>
+    <w:lvl w:ilvl="5">
+      <w:start w:val="1"/>
+      <w:numFmt w:val="bullet"/>
+      <w:lvlText w:val="▪"/>
+      <w:lvlJc w:val="start"/>
+      <w:pPr>
+        <w:tabs>
+          <w:tab w:val="num" w:pos="2520"/>
+        </w:tabs>
+        <w:ind w:start="2520" w:hanging="360"/>
+      </w:pPr>
+      <w:rPr>
+        <w:rFonts w:ascii="OpenSymbol" w:hAnsi="OpenSymbol" w:cs="OpenSymbol" w:hint="default"/>
+      </w:rPr>
+    </w:lvl>
+    <w:lvl w:ilvl="6">
+      <w:start w:val="1"/>
+      <w:numFmt w:val="bullet"/>
+      <w:lvlText w:val=""/>
+      <w:lvlJc w:val="start"/>
+      <w:pPr>
+        <w:tabs>
+          <w:tab w:val="num" w:pos="2880"/>
+        </w:tabs>
+        <w:ind w:start="2880" w:hanging="360"/>
+      </w:pPr>
+      <w:rPr>
+        <w:rFonts w:ascii="Symbol" w:hAnsi="Symbol" w:cs="Symbol" w:hint="default"/>
+      </w:rPr>
+    </w:lvl>
+    <w:lvl w:ilvl="7">
+      <w:start w:val="1"/>
+      <w:numFmt w:val="bullet"/>
+      <w:lvlText w:val="◦"/>
+      <w:lvlJc w:val="start"/>
+      <w:pPr>
+        <w:tabs>
+          <w:tab w:val="num" w:pos="3240"/>
+        </w:tabs>
+        <w:ind w:start="3240" w:hanging="360"/>
+      </w:pPr>
+      <w:rPr>
+        <w:rFonts w:ascii="OpenSymbol" w:hAnsi="OpenSymbol" w:cs="OpenSymbol" w:hint="default"/>
+      </w:rPr>
+    </w:lvl>
+    <w:lvl w:ilvl="8">
+      <w:start w:val="1"/>
+      <w:numFmt w:val="bullet"/>
+      <w:lvlText w:val="▪"/>
+      <w:lvlJc w:val="start"/>
+      <w:pPr>
+        <w:tabs>
+          <w:tab w:val="num" w:pos="3600"/>
+        </w:tabs>
+        <w:ind w:start="3600" w:hanging="360"/>
+      </w:pPr>
+      <w:rPr>
+        <w:rFonts w:ascii="OpenSymbol" w:hAnsi="OpenSymbol" w:cs="OpenSymbol" w:hint="default"/>
+      </w:rPr>
+    </w:lvl>
+  </w:abstractNum>
+  <w:abstractNum w:abstractNumId="7">
+    <w:lvl w:ilvl="0">
+      <w:start w:val="1"/>
+      <w:numFmt w:val="bullet"/>
+      <w:lvlText w:val=""/>
+      <w:lvlJc w:val="start"/>
+      <w:pPr>
+        <w:tabs>
+          <w:tab w:val="num" w:pos="720"/>
+        </w:tabs>
+        <w:ind w:start="720" w:hanging="360"/>
+      </w:pPr>
+      <w:rPr>
+        <w:rFonts w:ascii="Symbol" w:hAnsi="Symbol" w:cs="Symbol" w:hint="default"/>
+      </w:rPr>
+    </w:lvl>
+    <w:lvl w:ilvl="1">
+      <w:start w:val="1"/>
+      <w:numFmt w:val="bullet"/>
+      <w:lvlText w:val="◦"/>
+      <w:lvlJc w:val="start"/>
+      <w:pPr>
+        <w:tabs>
+          <w:tab w:val="num" w:pos="1080"/>
+        </w:tabs>
+        <w:ind w:start="1080" w:hanging="360"/>
+      </w:pPr>
+      <w:rPr>
+        <w:rFonts w:ascii="OpenSymbol" w:hAnsi="OpenSymbol" w:cs="OpenSymbol" w:hint="default"/>
+      </w:rPr>
+    </w:lvl>
+    <w:lvl w:ilvl="2">
+      <w:start w:val="1"/>
+      <w:numFmt w:val="bullet"/>
+      <w:lvlText w:val="▪"/>
+      <w:lvlJc w:val="start"/>
+      <w:pPr>
+        <w:tabs>
+          <w:tab w:val="num" w:pos="1440"/>
+        </w:tabs>
+        <w:ind w:start="1440" w:hanging="360"/>
+      </w:pPr>
+      <w:rPr>
+        <w:rFonts w:ascii="OpenSymbol" w:hAnsi="OpenSymbol" w:cs="OpenSymbol" w:hint="default"/>
+      </w:rPr>
+    </w:lvl>
+    <w:lvl w:ilvl="3">
+      <w:start w:val="1"/>
+      <w:numFmt w:val="bullet"/>
+      <w:lvlText w:val=""/>
+      <w:lvlJc w:val="start"/>
+      <w:pPr>
+        <w:tabs>
+          <w:tab w:val="num" w:pos="1800"/>
+        </w:tabs>
+        <w:ind w:start="1800" w:hanging="360"/>
+      </w:pPr>
+      <w:rPr>
+        <w:rFonts w:ascii="Symbol" w:hAnsi="Symbol" w:cs="Symbol" w:hint="default"/>
+      </w:rPr>
+    </w:lvl>
+    <w:lvl w:ilvl="4">
+      <w:start w:val="1"/>
+      <w:numFmt w:val="bullet"/>
+      <w:lvlText w:val="◦"/>
+      <w:lvlJc w:val="start"/>
+      <w:pPr>
+        <w:tabs>
+          <w:tab w:val="num" w:pos="2160"/>
+        </w:tabs>
+        <w:ind w:start="2160" w:hanging="360"/>
+      </w:pPr>
+      <w:rPr>
+        <w:rFonts w:ascii="OpenSymbol" w:hAnsi="OpenSymbol" w:cs="OpenSymbol" w:hint="default"/>
+      </w:rPr>
+    </w:lvl>
+    <w:lvl w:ilvl="5">
+      <w:start w:val="1"/>
+      <w:numFmt w:val="bullet"/>
+      <w:lvlText w:val="▪"/>
+      <w:lvlJc w:val="start"/>
+      <w:pPr>
+        <w:tabs>
+          <w:tab w:val="num" w:pos="2520"/>
+        </w:tabs>
+        <w:ind w:start="2520" w:hanging="360"/>
+      </w:pPr>
+      <w:rPr>
+        <w:rFonts w:ascii="OpenSymbol" w:hAnsi="OpenSymbol" w:cs="OpenSymbol" w:hint="default"/>
+      </w:rPr>
+    </w:lvl>
+    <w:lvl w:ilvl="6">
+      <w:start w:val="1"/>
+      <w:numFmt w:val="bullet"/>
+      <w:lvlText w:val=""/>
+      <w:lvlJc w:val="start"/>
+      <w:pPr>
+        <w:tabs>
+          <w:tab w:val="num" w:pos="2880"/>
+        </w:tabs>
+        <w:ind w:start="2880" w:hanging="360"/>
+      </w:pPr>
+      <w:rPr>
+        <w:rFonts w:ascii="Symbol" w:hAnsi="Symbol" w:cs="Symbol" w:hint="default"/>
+      </w:rPr>
+    </w:lvl>
+    <w:lvl w:ilvl="7">
+      <w:start w:val="1"/>
+      <w:numFmt w:val="bullet"/>
+      <w:lvlText w:val="◦"/>
+      <w:lvlJc w:val="start"/>
+      <w:pPr>
+        <w:tabs>
+          <w:tab w:val="num" w:pos="3240"/>
+        </w:tabs>
+        <w:ind w:start="3240" w:hanging="360"/>
+      </w:pPr>
+      <w:rPr>
+        <w:rFonts w:ascii="OpenSymbol" w:hAnsi="OpenSymbol" w:cs="OpenSymbol" w:hint="default"/>
+      </w:rPr>
+    </w:lvl>
+    <w:lvl w:ilvl="8">
+      <w:start w:val="1"/>
+      <w:numFmt w:val="bullet"/>
+      <w:lvlText w:val="▪"/>
+      <w:lvlJc w:val="start"/>
+      <w:pPr>
+        <w:tabs>
+          <w:tab w:val="num" w:pos="3600"/>
+        </w:tabs>
+        <w:ind w:start="3600" w:hanging="360"/>
+      </w:pPr>
+      <w:rPr>
+        <w:rFonts w:ascii="OpenSymbol" w:hAnsi="OpenSymbol" w:cs="OpenSymbol" w:hint="default"/>
+      </w:rPr>
+    </w:lvl>
+  </w:abstractNum>
+  <w:abstractNum w:abstractNumId="8">
+    <w:lvl w:ilvl="0">
+      <w:start w:val="1"/>
+      <w:numFmt w:val="bullet"/>
+      <w:lvlText w:val=""/>
+      <w:lvlJc w:val="start"/>
+      <w:pPr>
+        <w:tabs>
+          <w:tab w:val="num" w:pos="720"/>
+        </w:tabs>
+        <w:ind w:start="720" w:hanging="360"/>
+      </w:pPr>
+      <w:rPr>
+        <w:rFonts w:ascii="Symbol" w:hAnsi="Symbol" w:cs="Symbol" w:hint="default"/>
+      </w:rPr>
+    </w:lvl>
+    <w:lvl w:ilvl="1">
+      <w:start w:val="1"/>
+      <w:numFmt w:val="bullet"/>
+      <w:lvlText w:val="◦"/>
+      <w:lvlJc w:val="start"/>
+      <w:pPr>
+        <w:tabs>
+          <w:tab w:val="num" w:pos="1080"/>
+        </w:tabs>
+        <w:ind w:start="1080" w:hanging="360"/>
+      </w:pPr>
+      <w:rPr>
+        <w:rFonts w:ascii="OpenSymbol" w:hAnsi="OpenSymbol" w:cs="OpenSymbol" w:hint="default"/>
+      </w:rPr>
+    </w:lvl>
+    <w:lvl w:ilvl="2">
+      <w:start w:val="1"/>
+      <w:numFmt w:val="bullet"/>
+      <w:lvlText w:val="▪"/>
+      <w:lvlJc w:val="start"/>
+      <w:pPr>
+        <w:tabs>
+          <w:tab w:val="num" w:pos="1440"/>
+        </w:tabs>
+        <w:ind w:start="1440" w:hanging="360"/>
+      </w:pPr>
+      <w:rPr>
+        <w:rFonts w:ascii="OpenSymbol" w:hAnsi="OpenSymbol" w:cs="OpenSymbol" w:hint="default"/>
+      </w:rPr>
+    </w:lvl>
+    <w:lvl w:ilvl="3">
+      <w:start w:val="1"/>
+      <w:numFmt w:val="bullet"/>
+      <w:lvlText w:val=""/>
+      <w:lvlJc w:val="start"/>
+      <w:pPr>
+        <w:tabs>
+          <w:tab w:val="num" w:pos="1800"/>
+        </w:tabs>
+        <w:ind w:start="1800" w:hanging="360"/>
+      </w:pPr>
+      <w:rPr>
+        <w:rFonts w:ascii="Symbol" w:hAnsi="Symbol" w:cs="Symbol" w:hint="default"/>
+      </w:rPr>
+    </w:lvl>
+    <w:lvl w:ilvl="4">
+      <w:start w:val="1"/>
+      <w:numFmt w:val="bullet"/>
+      <w:lvlText w:val="◦"/>
+      <w:lvlJc w:val="start"/>
+      <w:pPr>
+        <w:tabs>
+          <w:tab w:val="num" w:pos="2160"/>
+        </w:tabs>
+        <w:ind w:start="2160" w:hanging="360"/>
+      </w:pPr>
+      <w:rPr>
+        <w:rFonts w:ascii="OpenSymbol" w:hAnsi="OpenSymbol" w:cs="OpenSymbol" w:hint="default"/>
+      </w:rPr>
+    </w:lvl>
+    <w:lvl w:ilvl="5">
+      <w:start w:val="1"/>
+      <w:numFmt w:val="bullet"/>
+      <w:lvlText w:val="▪"/>
+      <w:lvlJc w:val="start"/>
+      <w:pPr>
+        <w:tabs>
+          <w:tab w:val="num" w:pos="2520"/>
+        </w:tabs>
+        <w:ind w:start="2520" w:hanging="360"/>
+      </w:pPr>
+      <w:rPr>
+        <w:rFonts w:ascii="OpenSymbol" w:hAnsi="OpenSymbol" w:cs="OpenSymbol" w:hint="default"/>
+      </w:rPr>
+    </w:lvl>
+    <w:lvl w:ilvl="6">
+      <w:start w:val="1"/>
+      <w:numFmt w:val="bullet"/>
+      <w:lvlText w:val=""/>
+      <w:lvlJc w:val="start"/>
+      <w:pPr>
+        <w:tabs>
+          <w:tab w:val="num" w:pos="2880"/>
+        </w:tabs>
+        <w:ind w:start="2880" w:hanging="360"/>
+      </w:pPr>
+      <w:rPr>
+        <w:rFonts w:ascii="Symbol" w:hAnsi="Symbol" w:cs="Symbol" w:hint="default"/>
+      </w:rPr>
+    </w:lvl>
+    <w:lvl w:ilvl="7">
+      <w:start w:val="1"/>
+      <w:numFmt w:val="bullet"/>
+      <w:lvlText w:val="◦"/>
+      <w:lvlJc w:val="start"/>
+      <w:pPr>
+        <w:tabs>
+          <w:tab w:val="num" w:pos="3240"/>
+        </w:tabs>
+        <w:ind w:start="3240" w:hanging="360"/>
+      </w:pPr>
+      <w:rPr>
+        <w:rFonts w:ascii="OpenSymbol" w:hAnsi="OpenSymbol" w:cs="OpenSymbol" w:hint="default"/>
+      </w:rPr>
+    </w:lvl>
+    <w:lvl w:ilvl="8">
+      <w:start w:val="1"/>
+      <w:numFmt w:val="bullet"/>
+      <w:lvlText w:val="▪"/>
+      <w:lvlJc w:val="start"/>
+      <w:pPr>
+        <w:tabs>
+          <w:tab w:val="num" w:pos="3600"/>
+        </w:tabs>
+        <w:ind w:start="3600" w:hanging="360"/>
+      </w:pPr>
+      <w:rPr>
+        <w:rFonts w:ascii="OpenSymbol" w:hAnsi="OpenSymbol" w:cs="OpenSymbol" w:hint="default"/>
+      </w:rPr>
+    </w:lvl>
+  </w:abstractNum>
+  <w:abstractNum w:abstractNumId="9">
+    <w:lvl w:ilvl="0">
+      <w:start w:val="1"/>
+      <w:numFmt w:val="bullet"/>
+      <w:lvlText w:val=""/>
+      <w:lvlJc w:val="start"/>
+      <w:pPr>
+        <w:tabs>
+          <w:tab w:val="num" w:pos="720"/>
+        </w:tabs>
+        <w:ind w:start="720" w:hanging="360"/>
+      </w:pPr>
+      <w:rPr>
+        <w:rFonts w:ascii="Symbol" w:hAnsi="Symbol" w:cs="Symbol" w:hint="default"/>
+      </w:rPr>
+    </w:lvl>
+    <w:lvl w:ilvl="1">
+      <w:start w:val="1"/>
+      <w:numFmt w:val="bullet"/>
+      <w:lvlText w:val="◦"/>
+      <w:lvlJc w:val="start"/>
+      <w:pPr>
+        <w:tabs>
+          <w:tab w:val="num" w:pos="1080"/>
+        </w:tabs>
+        <w:ind w:start="1080" w:hanging="360"/>
+      </w:pPr>
+      <w:rPr>
+        <w:rFonts w:ascii="OpenSymbol" w:hAnsi="OpenSymbol" w:cs="OpenSymbol" w:hint="default"/>
+      </w:rPr>
+    </w:lvl>
+    <w:lvl w:ilvl="2">
+      <w:start w:val="1"/>
+      <w:numFmt w:val="bullet"/>
+      <w:lvlText w:val="▪"/>
+      <w:lvlJc w:val="start"/>
+      <w:pPr>
+        <w:tabs>
+          <w:tab w:val="num" w:pos="1440"/>
+        </w:tabs>
+        <w:ind w:start="1440" w:hanging="360"/>
+      </w:pPr>
+      <w:rPr>
+        <w:rFonts w:ascii="OpenSymbol" w:hAnsi="OpenSymbol" w:cs="OpenSymbol" w:hint="default"/>
+      </w:rPr>
+    </w:lvl>
+    <w:lvl w:ilvl="3">
+      <w:start w:val="1"/>
+      <w:numFmt w:val="bullet"/>
+      <w:lvlText w:val=""/>
+      <w:lvlJc w:val="start"/>
+      <w:pPr>
+        <w:tabs>
+          <w:tab w:val="num" w:pos="1800"/>
+        </w:tabs>
+        <w:ind w:start="1800" w:hanging="360"/>
+      </w:pPr>
+      <w:rPr>
+        <w:rFonts w:ascii="Symbol" w:hAnsi="Symbol" w:cs="Symbol" w:hint="default"/>
+      </w:rPr>
+    </w:lvl>
+    <w:lvl w:ilvl="4">
+      <w:start w:val="1"/>
+      <w:numFmt w:val="bullet"/>
+      <w:lvlText w:val="◦"/>
+      <w:lvlJc w:val="start"/>
+      <w:pPr>
+        <w:tabs>
+          <w:tab w:val="num" w:pos="2160"/>
+        </w:tabs>
+        <w:ind w:start="2160" w:hanging="360"/>
+      </w:pPr>
+      <w:rPr>
+        <w:rFonts w:ascii="OpenSymbol" w:hAnsi="OpenSymbol" w:cs="OpenSymbol" w:hint="default"/>
+      </w:rPr>
+    </w:lvl>
+    <w:lvl w:ilvl="5">
+      <w:start w:val="1"/>
+      <w:numFmt w:val="bullet"/>
+      <w:lvlText w:val="▪"/>
+      <w:lvlJc w:val="start"/>
+      <w:pPr>
+        <w:tabs>
+          <w:tab w:val="num" w:pos="2520"/>
+        </w:tabs>
+        <w:ind w:start="2520" w:hanging="360"/>
+      </w:pPr>
+      <w:rPr>
+        <w:rFonts w:ascii="OpenSymbol" w:hAnsi="OpenSymbol" w:cs="OpenSymbol" w:hint="default"/>
+      </w:rPr>
+    </w:lvl>
+    <w:lvl w:ilvl="6">
+      <w:start w:val="1"/>
+      <w:numFmt w:val="bullet"/>
+      <w:lvlText w:val=""/>
+      <w:lvlJc w:val="start"/>
+      <w:pPr>
+        <w:tabs>
+          <w:tab w:val="num" w:pos="2880"/>
+        </w:tabs>
+        <w:ind w:start="2880" w:hanging="360"/>
+      </w:pPr>
+      <w:rPr>
+        <w:rFonts w:ascii="Symbol" w:hAnsi="Symbol" w:cs="Symbol" w:hint="default"/>
+      </w:rPr>
+    </w:lvl>
+    <w:lvl w:ilvl="7">
+      <w:start w:val="1"/>
+      <w:numFmt w:val="bullet"/>
+      <w:lvlText w:val="◦"/>
+      <w:lvlJc w:val="start"/>
+      <w:pPr>
+        <w:tabs>
+          <w:tab w:val="num" w:pos="3240"/>
+        </w:tabs>
+        <w:ind w:start="3240" w:hanging="360"/>
+      </w:pPr>
+      <w:rPr>
+        <w:rFonts w:ascii="OpenSymbol" w:hAnsi="OpenSymbol" w:cs="OpenSymbol" w:hint="default"/>
+      </w:rPr>
+    </w:lvl>
+    <w:lvl w:ilvl="8">
+      <w:start w:val="1"/>
+      <w:numFmt w:val="bullet"/>
+      <w:lvlText w:val="▪"/>
+      <w:lvlJc w:val="start"/>
+      <w:pPr>
+        <w:tabs>
+          <w:tab w:val="num" w:pos="3600"/>
+        </w:tabs>
+        <w:ind w:start="3600" w:hanging="360"/>
+      </w:pPr>
+      <w:rPr>
+        <w:rFonts w:ascii="OpenSymbol" w:hAnsi="OpenSymbol" w:cs="OpenSymbol" w:hint="default"/>
+      </w:rPr>
+    </w:lvl>
+  </w:abstractNum>
+  <w:abstractNum w:abstractNumId="10">
+    <w:lvl w:ilvl="0">
+      <w:start w:val="1"/>
+      <w:numFmt w:val="bullet"/>
+      <w:lvlText w:val=""/>
+      <w:lvlJc w:val="start"/>
+      <w:pPr>
+        <w:tabs>
+          <w:tab w:val="num" w:pos="720"/>
+        </w:tabs>
+        <w:ind w:start="720" w:hanging="360"/>
+      </w:pPr>
+      <w:rPr>
+        <w:rFonts w:ascii="Symbol" w:hAnsi="Symbol" w:cs="Symbol" w:hint="default"/>
+      </w:rPr>
+    </w:lvl>
+    <w:lvl w:ilvl="1">
+      <w:start w:val="1"/>
+      <w:numFmt w:val="bullet"/>
+      <w:lvlText w:val="◦"/>
+      <w:lvlJc w:val="start"/>
+      <w:pPr>
+        <w:tabs>
+          <w:tab w:val="num" w:pos="1080"/>
+        </w:tabs>
+        <w:ind w:start="1080" w:hanging="360"/>
+      </w:pPr>
+      <w:rPr>
+        <w:rFonts w:ascii="OpenSymbol" w:hAnsi="OpenSymbol" w:cs="OpenSymbol" w:hint="default"/>
+      </w:rPr>
+    </w:lvl>
+    <w:lvl w:ilvl="2">
+      <w:start w:val="1"/>
+      <w:numFmt w:val="bullet"/>
+      <w:lvlText w:val="▪"/>
+      <w:lvlJc w:val="start"/>
+      <w:pPr>
+        <w:tabs>
+          <w:tab w:val="num" w:pos="1440"/>
+        </w:tabs>
+        <w:ind w:start="1440" w:hanging="360"/>
+      </w:pPr>
+      <w:rPr>
+        <w:rFonts w:ascii="OpenSymbol" w:hAnsi="OpenSymbol" w:cs="OpenSymbol" w:hint="default"/>
+      </w:rPr>
+    </w:lvl>
+    <w:lvl w:ilvl="3">
+      <w:start w:val="1"/>
+      <w:numFmt w:val="bullet"/>
+      <w:lvlText w:val=""/>
+      <w:lvlJc w:val="start"/>
+      <w:pPr>
+        <w:tabs>
+          <w:tab w:val="num" w:pos="1800"/>
+        </w:tabs>
+        <w:ind w:start="1800" w:hanging="360"/>
+      </w:pPr>
+      <w:rPr>
+        <w:rFonts w:ascii="Symbol" w:hAnsi="Symbol" w:cs="Symbol" w:hint="default"/>
+      </w:rPr>
+    </w:lvl>
+    <w:lvl w:ilvl="4">
+      <w:start w:val="1"/>
+      <w:numFmt w:val="bullet"/>
+      <w:lvlText w:val="◦"/>
+      <w:lvlJc w:val="start"/>
+      <w:pPr>
+        <w:tabs>
+          <w:tab w:val="num" w:pos="2160"/>
+        </w:tabs>
+        <w:ind w:start="2160" w:hanging="360"/>
+      </w:pPr>
+      <w:rPr>
+        <w:rFonts w:ascii="OpenSymbol" w:hAnsi="OpenSymbol" w:cs="OpenSymbol" w:hint="default"/>
+      </w:rPr>
+    </w:lvl>
+    <w:lvl w:ilvl="5">
+      <w:start w:val="1"/>
+      <w:numFmt w:val="bullet"/>
+      <w:lvlText w:val="▪"/>
+      <w:lvlJc w:val="start"/>
+      <w:pPr>
+        <w:tabs>
+          <w:tab w:val="num" w:pos="2520"/>
+        </w:tabs>
+        <w:ind w:start="2520" w:hanging="360"/>
+      </w:pPr>
+      <w:rPr>
+        <w:rFonts w:ascii="OpenSymbol" w:hAnsi="OpenSymbol" w:cs="OpenSymbol" w:hint="default"/>
+      </w:rPr>
+    </w:lvl>
+    <w:lvl w:ilvl="6">
+      <w:start w:val="1"/>
+      <w:numFmt w:val="bullet"/>
+      <w:lvlText w:val=""/>
+      <w:lvlJc w:val="start"/>
+      <w:pPr>
+        <w:tabs>
+          <w:tab w:val="num" w:pos="2880"/>
+        </w:tabs>
+        <w:ind w:start="2880" w:hanging="360"/>
+      </w:pPr>
+      <w:rPr>
+        <w:rFonts w:ascii="Symbol" w:hAnsi="Symbol" w:cs="Symbol" w:hint="default"/>
+      </w:rPr>
+    </w:lvl>
+    <w:lvl w:ilvl="7">
+      <w:start w:val="1"/>
+      <w:numFmt w:val="bullet"/>
+      <w:lvlText w:val="◦"/>
+      <w:lvlJc w:val="start"/>
+      <w:pPr>
+        <w:tabs>
+          <w:tab w:val="num" w:pos="3240"/>
+        </w:tabs>
+        <w:ind w:start="3240" w:hanging="360"/>
+      </w:pPr>
+      <w:rPr>
+        <w:rFonts w:ascii="OpenSymbol" w:hAnsi="OpenSymbol" w:cs="OpenSymbol" w:hint="default"/>
+      </w:rPr>
+    </w:lvl>
+    <w:lvl w:ilvl="8">
+      <w:start w:val="1"/>
+      <w:numFmt w:val="bullet"/>
+      <w:lvlText w:val="▪"/>
+      <w:lvlJc w:val="start"/>
+      <w:pPr>
+        <w:tabs>
+          <w:tab w:val="num" w:pos="3600"/>
+        </w:tabs>
+        <w:ind w:start="3600" w:hanging="360"/>
+      </w:pPr>
+      <w:rPr>
+        <w:rFonts w:ascii="OpenSymbol" w:hAnsi="OpenSymbol" w:cs="OpenSymbol" w:hint="default"/>
+      </w:rPr>
     </w:lvl>
   </w:abstractNum>
   <w:num w:numId="1">
@@ -1764,6 +4577,27 @@
   </w:num>
   <w:num w:numId="3">
     <w:abstractNumId w:val="3"/>
+  </w:num>
+  <w:num w:numId="4">
+    <w:abstractNumId w:val="4"/>
+  </w:num>
+  <w:num w:numId="5">
+    <w:abstractNumId w:val="5"/>
+  </w:num>
+  <w:num w:numId="6">
+    <w:abstractNumId w:val="6"/>
+  </w:num>
+  <w:num w:numId="7">
+    <w:abstractNumId w:val="7"/>
+  </w:num>
+  <w:num w:numId="8">
+    <w:abstractNumId w:val="8"/>
+  </w:num>
+  <w:num w:numId="9">
+    <w:abstractNumId w:val="9"/>
+  </w:num>
+  <w:num w:numId="10">
+    <w:abstractNumId w:val="10"/>
   </w:num>
 </w:numbering>
 </file>
@@ -1813,9 +4647,9 @@
     <w:pPr>
       <w:numPr>
         <w:ilvl w:val="1"/>
-        <w:numId w:val="1"/>
+        <w:numId w:val="2"/>
       </w:numPr>
-      <w:spacing w:before="200" w:after="120"/>
+      <w:spacing w:lineRule="auto" w:line="240" w:before="200" w:after="120"/>
       <w:outlineLvl w:val="1"/>
     </w:pPr>
     <w:rPr>
@@ -1833,7 +4667,7 @@
     <w:pPr>
       <w:numPr>
         <w:ilvl w:val="2"/>
-        <w:numId w:val="1"/>
+        <w:numId w:val="2"/>
       </w:numPr>
       <w:spacing w:before="140" w:after="120"/>
       <w:outlineLvl w:val="2"/>
@@ -1843,6 +4677,28 @@
       <w:bCs/>
       <w:sz w:val="28"/>
       <w:szCs w:val="28"/>
+    </w:rPr>
+  </w:style>
+  <w:style w:type="paragraph" w:styleId="Heading4">
+    <w:name w:val="Heading 4"/>
+    <w:basedOn w:val="Ttulo"/>
+    <w:next w:val="BodyText"/>
+    <w:qFormat/>
+    <w:pPr>
+      <w:numPr>
+        <w:ilvl w:val="3"/>
+        <w:numId w:val="1"/>
+      </w:numPr>
+      <w:spacing w:before="120" w:after="120"/>
+      <w:outlineLvl w:val="3"/>
+    </w:pPr>
+    <w:rPr>
+      <w:b/>
+      <w:bCs/>
+      <w:i/>
+      <w:iCs/>
+      <w:sz w:val="26"/>
+      <w:szCs w:val="26"/>
     </w:rPr>
   </w:style>
   <w:style w:type="character" w:styleId="Smbolosdenumeracin">
@@ -1856,6 +4712,20 @@
     <w:rPr>
       <w:b/>
       <w:bCs/>
+    </w:rPr>
+  </w:style>
+  <w:style w:type="character" w:styleId="Bolos">
+    <w:name w:val="Bolos"/>
+    <w:qFormat/>
+    <w:rPr>
+      <w:rFonts w:ascii="OpenSymbol" w:hAnsi="OpenSymbol" w:eastAsia="OpenSymbol" w:cs="OpenSymbol"/>
+    </w:rPr>
+  </w:style>
+  <w:style w:type="character" w:styleId="Textooriginal">
+    <w:name w:val="Texto original"/>
+    <w:qFormat/>
+    <w:rPr>
+      <w:rFonts w:ascii="Liberation Mono" w:hAnsi="Liberation Mono" w:eastAsia="NSimSun" w:cs="Liberation Mono"/>
     </w:rPr>
   </w:style>
   <w:style w:type="paragraph" w:styleId="Ttulo">
